--- a/Project_Synopsis.docx
+++ b/Project_Synopsis.docx
@@ -1,19 +1,14 @@
 
 <file path=word/document.xml><?xml version="1.0" encoding="utf-8"?>
-<w:document xmlns:mc="http://schemas.openxmlformats.org/markup-compatibility/2006" xmlns:o="urn:schemas-microsoft-com:office:office" xmlns:r="http://schemas.openxmlformats.org/officeDocument/2006/relationships" xmlns:m="http://schemas.openxmlformats.org/officeDocument/2006/math" xmlns:v="urn:schemas-microsoft-com:vml" xmlns:wp="http://schemas.openxmlformats.org/drawingml/2006/wordprocessingDrawing" xmlns:w10="urn:schemas-microsoft-com:office:word" xmlns:w="http://schemas.openxmlformats.org/wordprocessingml/2006/main" xmlns:wne="http://schemas.microsoft.com/office/word/2006/wordml" xmlns:sl="http://schemas.openxmlformats.org/schemaLibrary/2006/main" xmlns:a="http://schemas.openxmlformats.org/drawingml/2006/main" xmlns:pic="http://schemas.openxmlformats.org/drawingml/2006/picture" xmlns:c="http://schemas.openxmlformats.org/drawingml/2006/chart" xmlns:lc="http://schemas.openxmlformats.org/drawingml/2006/lockedCanvas" xmlns:dgm="http://schemas.openxmlformats.org/drawingml/2006/diagram" xmlns:wps="http://schemas.microsoft.com/office/word/2010/wordprocessingShape" xmlns:wpg="http://schemas.microsoft.com/office/word/2010/wordprocessingGroup" xmlns:w14="http://schemas.microsoft.com/office/word/2010/wordml" xmlns:w15="http://schemas.microsoft.com/office/word/2012/wordml" xmlns:w16="http://schemas.microsoft.com/office/word/2018/wordml" xmlns:w16cex="http://schemas.microsoft.com/office/word/2018/wordml/cex" xmlns:w16cid="http://schemas.microsoft.com/office/word/2016/wordml/cid" xmlns="http://schemas.microsoft.com/office/tasks/2019/documenttasks" xmlns:cr="http://schemas.microsoft.com/office/comments/2020/reactions">
+<w:document xmlns:wpc="http://schemas.microsoft.com/office/word/2010/wordprocessingCanvas" xmlns:cx="http://schemas.microsoft.com/office/drawing/2014/chartex" xmlns:cx1="http://schemas.microsoft.com/office/drawing/2015/9/8/chartex" xmlns:cx2="http://schemas.microsoft.com/office/drawing/2015/10/21/chartex" xmlns:cx3="http://schemas.microsoft.com/office/drawing/2016/5/9/chartex" xmlns:cx4="http://schemas.microsoft.com/office/drawing/2016/5/10/chartex" xmlns:cx5="http://schemas.microsoft.com/office/drawing/2016/5/11/chartex" xmlns:cx6="http://schemas.microsoft.com/office/drawing/2016/5/12/chartex" xmlns:cx7="http://schemas.microsoft.com/office/drawing/2016/5/13/chartex" xmlns:cx8="http://schemas.microsoft.com/office/drawing/2016/5/14/chartex" xmlns:mc="http://schemas.openxmlformats.org/markup-compatibility/2006" xmlns:aink="http://schemas.microsoft.com/office/drawing/2016/ink" xmlns:am3d="http://schemas.microsoft.com/office/drawing/2017/model3d" xmlns:o="urn:schemas-microsoft-com:office:office" xmlns:oel="http://schemas.microsoft.com/office/2019/extlst" xmlns:r="http://schemas.openxmlformats.org/officeDocument/2006/relationships" xmlns:m="http://schemas.openxmlformats.org/officeDocument/2006/math" xmlns:v="urn:schemas-microsoft-com:vml" xmlns:wp14="http://schemas.microsoft.com/office/word/2010/wordprocessingDrawing" xmlns:wp="http://schemas.openxmlformats.org/drawingml/2006/wordprocessingDrawing" xmlns:w10="urn:schemas-microsoft-com:office:word" xmlns:w="http://schemas.openxmlformats.org/wordprocessingml/2006/main" xmlns:w14="http://schemas.microsoft.com/office/word/2010/wordml" xmlns:w15="http://schemas.microsoft.com/office/word/2012/wordml" xmlns:w16cex="http://schemas.microsoft.com/office/word/2018/wordml/cex" xmlns:w16cid="http://schemas.microsoft.com/office/word/2016/wordml/cid" xmlns:w16="http://schemas.microsoft.com/office/word/2018/wordml" xmlns:w16du="http://schemas.microsoft.com/office/word/2023/wordml/word16du" xmlns:w16sdtdh="http://schemas.microsoft.com/office/word/2020/wordml/sdtdatahash" xmlns:w16sdtfl="http://schemas.microsoft.com/office/word/2024/wordml/sdtformatlock" xmlns:w16se="http://schemas.microsoft.com/office/word/2015/wordml/symex" xmlns:wpg="http://schemas.microsoft.com/office/word/2010/wordprocessingGroup" xmlns:wpi="http://schemas.microsoft.com/office/word/2010/wordprocessingInk" xmlns:wne="http://schemas.microsoft.com/office/word/2006/wordml" xmlns:wps="http://schemas.microsoft.com/office/word/2010/wordprocessingShape" mc:Ignorable="w14 w15 w16se w16cid w16 w16cex w16sdtdh w16sdtfl w16du wp14">
   <w:body>
     <w:p>
-      <w:pPr>
-        <w:rPr/>
-      </w:pPr>
-      <w:r>
-        <w:rPr>
-          <w:rtl w:val="0"/>
-        </w:rPr>
-      </w:r>
-      <w:r>
+      <w:r>
+        <w:rPr>
+          <w:noProof/>
+        </w:rPr>
         <w:drawing>
-          <wp:anchor allowOverlap="1" behindDoc="0" distB="0" distT="0" distL="114300" distR="114300" hidden="0" layoutInCell="1" locked="0" relativeHeight="0" simplePos="0">
+          <wp:anchor distT="0" distB="0" distL="114300" distR="114300" simplePos="0" relativeHeight="251658240" behindDoc="0" locked="0" layoutInCell="1" hidden="0" allowOverlap="1" wp14:anchorId="77E91A69" wp14:editId="44A725E1">
             <wp:simplePos x="0" y="0"/>
             <wp:positionH relativeFrom="column">
               <wp:posOffset>2783840</wp:posOffset>
@@ -22,19 +17,20 @@
               <wp:posOffset>181610</wp:posOffset>
             </wp:positionV>
             <wp:extent cx="1413509" cy="545465"/>
-            <wp:effectExtent b="0" l="0" r="0" t="0"/>
-            <wp:wrapSquare wrapText="bothSides" distB="0" distT="0" distL="114300" distR="114300"/>
-            <wp:docPr descr="E:\shk clg\TPO\ACE Snaps\ACE-24.jpg" id="1" name="image1.png"/>
-            <a:graphic>
+            <wp:effectExtent l="0" t="0" r="0" b="0"/>
+            <wp:wrapSquare wrapText="bothSides" distT="0" distB="0" distL="114300" distR="114300"/>
+            <wp:docPr id="1" name="image1.png" descr="E:\shk clg\TPO\ACE Snaps\ACE-24.jpg"/>
+            <wp:cNvGraphicFramePr/>
+            <a:graphic xmlns:a="http://schemas.openxmlformats.org/drawingml/2006/main">
               <a:graphicData uri="http://schemas.openxmlformats.org/drawingml/2006/picture">
-                <pic:pic>
+                <pic:pic xmlns:pic="http://schemas.openxmlformats.org/drawingml/2006/picture">
                   <pic:nvPicPr>
-                    <pic:cNvPr descr="E:\shk clg\TPO\ACE Snaps\ACE-24.jpg" id="0" name="image1.png"/>
+                    <pic:cNvPr id="0" name="image1.png" descr="E:\shk clg\TPO\ACE Snaps\ACE-24.jpg"/>
                     <pic:cNvPicPr preferRelativeResize="0"/>
                   </pic:nvPicPr>
                   <pic:blipFill>
-                    <a:blip r:embed="rId6"/>
-                    <a:srcRect b="0" l="0" r="0" t="0"/>
+                    <a:blip r:embed="rId4"/>
+                    <a:srcRect/>
                     <a:stretch>
                       <a:fillRect/>
                     </a:stretch>
@@ -44,7 +40,9 @@
                       <a:off x="0" y="0"/>
                       <a:ext cx="1413509" cy="545465"/>
                     </a:xfrm>
-                    <a:prstGeom prst="rect"/>
+                    <a:prstGeom prst="rect">
+                      <a:avLst/>
+                    </a:prstGeom>
                     <a:ln/>
                   </pic:spPr>
                 </pic:pic>
@@ -61,44 +59,45 @@
           <w:szCs w:val="40"/>
         </w:rPr>
       </w:pPr>
-      <w:r>
-        <w:rPr>
-          <w:rtl w:val="0"/>
-        </w:rPr>
-      </w:r>
     </w:p>
     <w:p>
       <w:pPr>
         <w:jc w:val="center"/>
         <w:rPr>
-          <w:rFonts w:ascii="Times New Roman" w:cs="Times New Roman" w:eastAsia="Times New Roman" w:hAnsi="Times New Roman"/>
-          <w:b w:val="1"/>
-          <w:bCs w:val="1"/>
+          <w:rFonts w:ascii="Times New Roman" w:eastAsia="Times New Roman" w:hAnsi="Times New Roman" w:cs="Times New Roman"/>
+          <w:b/>
+          <w:bCs/>
           <w:sz w:val="32"/>
           <w:szCs w:val="32"/>
         </w:rPr>
       </w:pPr>
       <w:r>
         <w:rPr>
-          <w:rFonts w:ascii="Times New Roman" w:cs="Times New Roman" w:eastAsia="Times New Roman" w:hAnsi="Times New Roman"/>
-          <w:b w:val="1"/>
-          <w:bCs w:val="1"/>
+          <w:rFonts w:ascii="Times New Roman" w:eastAsia="Times New Roman" w:hAnsi="Times New Roman" w:cs="Times New Roman"/>
+          <w:b/>
+          <w:bCs/>
           <w:sz w:val="32"/>
           <w:szCs w:val="32"/>
-          <w:rtl w:val="0"/>
-        </w:rPr>
-        <w:t xml:space="preserve">AMBALA COLLEGE OF ENGINEERING AND APPLIED RESEARCH</w:t>
-      </w:r>
-      <w:r>
-        <w:pict>
-          <v:shape id="AutoShape 3" style="position:absolute;left:0;text-align:left;margin-left:-1.0pt;margin-top:-1.0pt;width:50pt;height:50pt;z-index:251657728;visibility:hidden;mso-position-horizontal:absolute;mso-position-vertical:absolute;mso-position-horizontal-relative:margin;mso-position-vertical-relative:text;" o:spid="_x0000_s1026" type="#_x0000_t32" o:gfxdata="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">
+        </w:rPr>
+        <w:t>AMBALA COLLEGE OF ENGINEERING AND APPLIED RESEARCH</w:t>
+      </w:r>
+      <w:r>
+        <w:pict w14:anchorId="5B650CC4">
+          <v:shapetype id="_x0000_t32" coordsize="21600,21600" o:spt="32" o:oned="t" path="m,l21600,21600e" filled="f">
+            <v:path arrowok="t" fillok="f" o:connecttype="none"/>
+            <o:lock v:ext="edit" shapetype="t"/>
+          </v:shapetype>
+          <v:shape id="AutoShape 3" o:spid="_x0000_s1026" type="#_x0000_t32" style="position:absolute;left:0;text-align:left;margin-left:-1pt;margin-top:-1pt;width:50pt;height:50pt;z-index:251657728;visibility:hidden;mso-position-horizontal:absolute;mso-position-horizontal-relative:margin;mso-position-vertical:absolute;mso-position-vertical-relative:text" o:gfxdata="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">
             <o:lock v:ext="edit" selection="t"/>
+            <w10:wrap anchorx="margin"/>
           </v:shape>
         </w:pict>
       </w:r>
       <w:r>
-        <w:pict>
-          <v:shape id="1028" style="position:absolute;left:0;text-align:left;margin-left:-3.15pt;margin-top:30.45pt;width:539.45pt;height:1.1pt;flip:y;z-index:251658752;visibility:visible;mso-wrap-distance-left:0;mso-wrap-distance-right:0;mso-position-horizontal:absolute;mso-position-vertical:absolute;mso-position-horizontal-relative:margin;mso-position-vertical-relative:text;" o:spid="_x0000_s1027" type="#_x0000_t32" o:gfxdata="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"/>
+        <w:pict w14:anchorId="4EA7A7D9">
+          <v:shape id="1028" o:spid="_x0000_s1027" type="#_x0000_t32" style="position:absolute;left:0;text-align:left;margin-left:-3.15pt;margin-top:30.45pt;width:539.45pt;height:1.1pt;flip:y;z-index:251658752;visibility:visible;mso-wrap-distance-left:0;mso-wrap-distance-right:0;mso-position-horizontal:absolute;mso-position-horizontal-relative:margin;mso-position-vertical:absolute;mso-position-vertical-relative:text" o:gfxdata="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">
+            <w10:wrap anchorx="margin"/>
+          </v:shape>
         </w:pict>
       </w:r>
     </w:p>
@@ -106,7 +105,7 @@
       <w:pPr>
         <w:jc w:val="center"/>
         <w:rPr>
-          <w:rFonts w:ascii="Times New Roman" w:cs="Times New Roman" w:eastAsia="Times New Roman" w:hAnsi="Times New Roman"/>
+          <w:rFonts w:ascii="Times New Roman" w:eastAsia="Times New Roman" w:hAnsi="Times New Roman" w:cs="Times New Roman"/>
           <w:sz w:val="28"/>
           <w:szCs w:val="28"/>
           <w:u w:val="single"/>
@@ -114,56 +113,48 @@
       </w:pPr>
       <w:r>
         <w:rPr>
-          <w:rFonts w:ascii="Times New Roman" w:cs="Times New Roman" w:eastAsia="Times New Roman" w:hAnsi="Times New Roman"/>
+          <w:rFonts w:ascii="Times New Roman" w:eastAsia="Times New Roman" w:hAnsi="Times New Roman" w:cs="Times New Roman"/>
           <w:sz w:val="28"/>
           <w:szCs w:val="28"/>
           <w:u w:val="single"/>
-          <w:rtl w:val="0"/>
-        </w:rPr>
-        <w:t xml:space="preserve">SYNOPSIS FOR PROJECT-I</w:t>
-      </w:r>
-    </w:p>
-    <w:p>
-      <w:pPr>
-        <w:rPr>
-          <w:rFonts w:ascii="Times New Roman" w:cs="Times New Roman" w:eastAsia="Times New Roman" w:hAnsi="Times New Roman"/>
-          <w:sz w:val="24"/>
-          <w:szCs w:val="24"/>
-        </w:rPr>
-      </w:pPr>
-      <w:r>
-        <w:rPr>
-          <w:rtl w:val="0"/>
-        </w:rPr>
-      </w:r>
+        </w:rPr>
+        <w:t>SYNOPSIS FOR PROJECT-I</w:t>
+      </w:r>
+    </w:p>
+    <w:p>
+      <w:pPr>
+        <w:rPr>
+          <w:rFonts w:ascii="Times New Roman" w:eastAsia="Times New Roman" w:hAnsi="Times New Roman" w:cs="Times New Roman"/>
+          <w:sz w:val="24"/>
+          <w:szCs w:val="24"/>
+        </w:rPr>
+      </w:pPr>
     </w:p>
     <w:p>
       <w:pPr>
         <w:spacing w:line="360" w:lineRule="auto"/>
         <w:jc w:val="both"/>
         <w:rPr>
-          <w:rFonts w:ascii="Times New Roman" w:cs="Times New Roman" w:eastAsia="Times New Roman" w:hAnsi="Times New Roman"/>
-          <w:sz w:val="24"/>
-          <w:szCs w:val="24"/>
-        </w:rPr>
-      </w:pPr>
-      <w:r>
-        <w:rPr>
-          <w:rFonts w:ascii="Times New Roman" w:cs="Times New Roman" w:eastAsia="Times New Roman" w:hAnsi="Times New Roman"/>
-          <w:b w:val="1"/>
-          <w:bCs w:val="1"/>
-          <w:sz w:val="24"/>
-          <w:szCs w:val="24"/>
-          <w:rtl w:val="0"/>
-        </w:rPr>
-        <w:t xml:space="preserve">Project Name: Machine Learning</w:t>
-      </w:r>
-      <w:r>
-        <w:rPr>
-          <w:rFonts w:ascii="Times New Roman" w:cs="Times New Roman" w:eastAsia="Times New Roman" w:hAnsi="Times New Roman"/>
-          <w:sz w:val="24"/>
-          <w:szCs w:val="24"/>
-          <w:rtl w:val="0"/>
+          <w:rFonts w:ascii="Times New Roman" w:eastAsia="Times New Roman" w:hAnsi="Times New Roman" w:cs="Times New Roman"/>
+          <w:sz w:val="24"/>
+          <w:szCs w:val="24"/>
+        </w:rPr>
+      </w:pPr>
+      <w:r>
+        <w:rPr>
+          <w:rFonts w:ascii="Times New Roman" w:eastAsia="Times New Roman" w:hAnsi="Times New Roman" w:cs="Times New Roman"/>
+          <w:b/>
+          <w:bCs/>
+          <w:sz w:val="24"/>
+          <w:szCs w:val="24"/>
+        </w:rPr>
+        <w:t>Project Name: Machine Learning</w:t>
+      </w:r>
+      <w:r>
+        <w:rPr>
+          <w:rFonts w:ascii="Times New Roman" w:eastAsia="Times New Roman" w:hAnsi="Times New Roman" w:cs="Times New Roman"/>
+          <w:sz w:val="24"/>
+          <w:szCs w:val="24"/>
         </w:rPr>
         <w:t xml:space="preserve"> – Bike Sharing Rental Prediction</w:t>
       </w:r>
@@ -173,46 +164,39 @@
         <w:spacing w:line="360" w:lineRule="auto"/>
         <w:jc w:val="both"/>
         <w:rPr>
-          <w:rFonts w:ascii="Times New Roman" w:cs="Times New Roman" w:eastAsia="Times New Roman" w:hAnsi="Times New Roman"/>
-          <w:sz w:val="24"/>
-          <w:szCs w:val="24"/>
-        </w:rPr>
-      </w:pPr>
-      <w:r>
-        <w:rPr>
-          <w:rtl w:val="0"/>
-        </w:rPr>
-      </w:r>
+          <w:rFonts w:ascii="Times New Roman" w:eastAsia="Times New Roman" w:hAnsi="Times New Roman" w:cs="Times New Roman"/>
+          <w:sz w:val="24"/>
+          <w:szCs w:val="24"/>
+        </w:rPr>
+      </w:pPr>
     </w:p>
     <w:p>
       <w:pPr>
         <w:spacing w:line="360" w:lineRule="auto"/>
         <w:jc w:val="both"/>
         <w:rPr>
-          <w:rFonts w:ascii="Times New Roman" w:cs="Times New Roman" w:eastAsia="Times New Roman" w:hAnsi="Times New Roman"/>
-          <w:sz w:val="24"/>
-          <w:szCs w:val="24"/>
-        </w:rPr>
-      </w:pPr>
-      <w:r>
-        <w:rPr>
-          <w:rFonts w:ascii="Times New Roman" w:cs="Times New Roman" w:eastAsia="Times New Roman" w:hAnsi="Times New Roman"/>
-          <w:b w:val="1"/>
-          <w:bCs w:val="1"/>
-          <w:sz w:val="24"/>
-          <w:szCs w:val="24"/>
-          <w:rtl w:val="0"/>
-        </w:rPr>
-        <w:t xml:space="preserve">Objective</w:t>
-      </w:r>
-      <w:r>
-        <w:rPr>
-          <w:rFonts w:ascii="Times New Roman" w:cs="Times New Roman" w:eastAsia="Times New Roman" w:hAnsi="Times New Roman"/>
-          <w:sz w:val="24"/>
-          <w:szCs w:val="24"/>
-          <w:rtl w:val="0"/>
-        </w:rPr>
-        <w:t xml:space="preserve">: The objective of this project is to develop a Machine Learning based system that predicts bike rental demand based on historical data, weather conditions, and temporal factors. The project aims to help bike-sharing services optimize resource allocation, reduce operational costs, and improve customer satisfaction.</w:t>
+          <w:rFonts w:ascii="Times New Roman" w:eastAsia="Times New Roman" w:hAnsi="Times New Roman" w:cs="Times New Roman"/>
+          <w:sz w:val="24"/>
+          <w:szCs w:val="24"/>
+        </w:rPr>
+      </w:pPr>
+      <w:r>
+        <w:rPr>
+          <w:rFonts w:ascii="Times New Roman" w:eastAsia="Times New Roman" w:hAnsi="Times New Roman" w:cs="Times New Roman"/>
+          <w:b/>
+          <w:bCs/>
+          <w:sz w:val="24"/>
+          <w:szCs w:val="24"/>
+        </w:rPr>
+        <w:t>Objective</w:t>
+      </w:r>
+      <w:r>
+        <w:rPr>
+          <w:rFonts w:ascii="Times New Roman" w:eastAsia="Times New Roman" w:hAnsi="Times New Roman" w:cs="Times New Roman"/>
+          <w:sz w:val="24"/>
+          <w:szCs w:val="24"/>
+        </w:rPr>
+        <w:t>: The objective of this project is to develop a Machine Learning based system that predicts bike rental demand based on historical data, weather conditions, and temporal factors. The project aims to help bike-sharing services optimize resource allocation, reduce operational costs, and improve customer satisfaction.</w:t>
       </w:r>
     </w:p>
     <w:p>
@@ -220,46 +204,39 @@
         <w:spacing w:line="360" w:lineRule="auto"/>
         <w:jc w:val="both"/>
         <w:rPr>
-          <w:rFonts w:ascii="Times New Roman" w:cs="Times New Roman" w:eastAsia="Times New Roman" w:hAnsi="Times New Roman"/>
-          <w:sz w:val="24"/>
-          <w:szCs w:val="24"/>
-        </w:rPr>
-      </w:pPr>
-      <w:r>
-        <w:rPr>
-          <w:rtl w:val="0"/>
-        </w:rPr>
-      </w:r>
+          <w:rFonts w:ascii="Times New Roman" w:eastAsia="Times New Roman" w:hAnsi="Times New Roman" w:cs="Times New Roman"/>
+          <w:sz w:val="24"/>
+          <w:szCs w:val="24"/>
+        </w:rPr>
+      </w:pPr>
     </w:p>
     <w:p>
       <w:pPr>
         <w:spacing w:line="360" w:lineRule="auto"/>
         <w:jc w:val="both"/>
         <w:rPr>
-          <w:rFonts w:ascii="Times New Roman" w:cs="Times New Roman" w:eastAsia="Times New Roman" w:hAnsi="Times New Roman"/>
-          <w:sz w:val="24"/>
-          <w:szCs w:val="24"/>
-        </w:rPr>
-      </w:pPr>
-      <w:r>
-        <w:rPr>
-          <w:rFonts w:ascii="Times New Roman" w:cs="Times New Roman" w:eastAsia="Times New Roman" w:hAnsi="Times New Roman"/>
-          <w:b w:val="1"/>
-          <w:bCs w:val="1"/>
-          <w:sz w:val="24"/>
-          <w:szCs w:val="24"/>
-          <w:rtl w:val="0"/>
-        </w:rPr>
-        <w:t xml:space="preserve">Scope</w:t>
-      </w:r>
-      <w:r>
-        <w:rPr>
-          <w:rFonts w:ascii="Times New Roman" w:cs="Times New Roman" w:eastAsia="Times New Roman" w:hAnsi="Times New Roman"/>
-          <w:sz w:val="24"/>
-          <w:szCs w:val="24"/>
-          <w:rtl w:val="0"/>
-        </w:rPr>
-        <w:t xml:space="preserve">: This project applies Machine Learning techniques to analyze bike-sharing datasets and forecast future rental demand. It can be used by bike-sharing companies and urban planners to improve decision-making. The system can further be extended by integrating real-time data, advanced algorithms, and deployment through web or mobile applications.</w:t>
+          <w:rFonts w:ascii="Times New Roman" w:eastAsia="Times New Roman" w:hAnsi="Times New Roman" w:cs="Times New Roman"/>
+          <w:sz w:val="24"/>
+          <w:szCs w:val="24"/>
+        </w:rPr>
+      </w:pPr>
+      <w:r>
+        <w:rPr>
+          <w:rFonts w:ascii="Times New Roman" w:eastAsia="Times New Roman" w:hAnsi="Times New Roman" w:cs="Times New Roman"/>
+          <w:b/>
+          <w:bCs/>
+          <w:sz w:val="24"/>
+          <w:szCs w:val="24"/>
+        </w:rPr>
+        <w:t>Scope</w:t>
+      </w:r>
+      <w:r>
+        <w:rPr>
+          <w:rFonts w:ascii="Times New Roman" w:eastAsia="Times New Roman" w:hAnsi="Times New Roman" w:cs="Times New Roman"/>
+          <w:sz w:val="24"/>
+          <w:szCs w:val="24"/>
+        </w:rPr>
+        <w:t>: This project applies Machine Learning techniques to analyze bike-sharing datasets and forecast future rental demand. It can be used by bike-sharing companies and urban planners to improve decision-making. The system can further be extended by integrating real-time data, advanced algorithms, and deployment through web or mobile applications.</w:t>
       </w:r>
     </w:p>
     <w:p>
@@ -267,46 +244,39 @@
         <w:spacing w:line="360" w:lineRule="auto"/>
         <w:jc w:val="both"/>
         <w:rPr>
-          <w:rFonts w:ascii="Times New Roman" w:cs="Times New Roman" w:eastAsia="Times New Roman" w:hAnsi="Times New Roman"/>
-          <w:sz w:val="24"/>
-          <w:szCs w:val="24"/>
-        </w:rPr>
-      </w:pPr>
-      <w:r>
-        <w:rPr>
-          <w:rtl w:val="0"/>
-        </w:rPr>
-      </w:r>
+          <w:rFonts w:ascii="Times New Roman" w:eastAsia="Times New Roman" w:hAnsi="Times New Roman" w:cs="Times New Roman"/>
+          <w:sz w:val="24"/>
+          <w:szCs w:val="24"/>
+        </w:rPr>
+      </w:pPr>
     </w:p>
     <w:p>
       <w:pPr>
         <w:spacing w:line="360" w:lineRule="auto"/>
         <w:jc w:val="both"/>
         <w:rPr>
-          <w:rFonts w:ascii="Times New Roman" w:cs="Times New Roman" w:eastAsia="Times New Roman" w:hAnsi="Times New Roman"/>
-          <w:sz w:val="24"/>
-          <w:szCs w:val="24"/>
-        </w:rPr>
-      </w:pPr>
-      <w:r>
-        <w:rPr>
-          <w:rFonts w:ascii="Times New Roman" w:cs="Times New Roman" w:eastAsia="Times New Roman" w:hAnsi="Times New Roman"/>
-          <w:b w:val="1"/>
-          <w:bCs w:val="1"/>
-          <w:sz w:val="24"/>
-          <w:szCs w:val="24"/>
-          <w:rtl w:val="0"/>
-        </w:rPr>
-        <w:t xml:space="preserve">Brief Introduction</w:t>
-      </w:r>
-      <w:r>
-        <w:rPr>
-          <w:rFonts w:ascii="Times New Roman" w:cs="Times New Roman" w:eastAsia="Times New Roman" w:hAnsi="Times New Roman"/>
-          <w:sz w:val="24"/>
-          <w:szCs w:val="24"/>
-          <w:rtl w:val="0"/>
-        </w:rPr>
-        <w:t xml:space="preserve">: Bike-sharing systems play an important role in modern urban transportation. They generate large volumes of data related to usage patterns, weather, and time. Machine Learning helps in extracting meaningful insights from this data and predicting demand accurately. This project focuses on data preprocessing, model training, and evaluation using algorithms such as Linear Regression, Decision Tree, and Random Forest. The predictive model helps in understanding the key factors affecting bike rentals and supports efficient system management.</w:t>
+          <w:rFonts w:ascii="Times New Roman" w:eastAsia="Times New Roman" w:hAnsi="Times New Roman" w:cs="Times New Roman"/>
+          <w:sz w:val="24"/>
+          <w:szCs w:val="24"/>
+        </w:rPr>
+      </w:pPr>
+      <w:r>
+        <w:rPr>
+          <w:rFonts w:ascii="Times New Roman" w:eastAsia="Times New Roman" w:hAnsi="Times New Roman" w:cs="Times New Roman"/>
+          <w:b/>
+          <w:bCs/>
+          <w:sz w:val="24"/>
+          <w:szCs w:val="24"/>
+        </w:rPr>
+        <w:t>Brief Introduction</w:t>
+      </w:r>
+      <w:r>
+        <w:rPr>
+          <w:rFonts w:ascii="Times New Roman" w:eastAsia="Times New Roman" w:hAnsi="Times New Roman" w:cs="Times New Roman"/>
+          <w:sz w:val="24"/>
+          <w:szCs w:val="24"/>
+        </w:rPr>
+        <w:t>: Bike-sharing systems play an important role in modern urban transportation. They generate large volumes of data related to usage patterns, weather, and time. Machine Learning helps in extracting meaningful insights from this data and predicting demand accurately. This project focuses on data preprocessing, model training, and evaluation using algorithms such as Linear Regression, Decision Tree, and Random Forest. The predictive model helps in understanding the key factors affecting bike rentals and supports efficient system management.</w:t>
       </w:r>
     </w:p>
     <w:p>
@@ -314,46 +284,39 @@
         <w:spacing w:line="360" w:lineRule="auto"/>
         <w:jc w:val="both"/>
         <w:rPr>
-          <w:rFonts w:ascii="Times New Roman" w:cs="Times New Roman" w:eastAsia="Times New Roman" w:hAnsi="Times New Roman"/>
-          <w:sz w:val="24"/>
-          <w:szCs w:val="24"/>
-        </w:rPr>
-      </w:pPr>
-      <w:r>
-        <w:rPr>
-          <w:rtl w:val="0"/>
-        </w:rPr>
-      </w:r>
+          <w:rFonts w:ascii="Times New Roman" w:eastAsia="Times New Roman" w:hAnsi="Times New Roman" w:cs="Times New Roman"/>
+          <w:sz w:val="24"/>
+          <w:szCs w:val="24"/>
+        </w:rPr>
+      </w:pPr>
     </w:p>
     <w:p>
       <w:pPr>
         <w:spacing w:line="360" w:lineRule="auto"/>
         <w:jc w:val="both"/>
         <w:rPr>
-          <w:rFonts w:ascii="Times New Roman" w:cs="Times New Roman" w:eastAsia="Times New Roman" w:hAnsi="Times New Roman"/>
-          <w:sz w:val="24"/>
-          <w:szCs w:val="24"/>
-        </w:rPr>
-      </w:pPr>
-      <w:r>
-        <w:rPr>
-          <w:rFonts w:ascii="Times New Roman" w:cs="Times New Roman" w:eastAsia="Times New Roman" w:hAnsi="Times New Roman"/>
-          <w:b w:val="1"/>
-          <w:bCs w:val="1"/>
-          <w:sz w:val="24"/>
-          <w:szCs w:val="24"/>
-          <w:rtl w:val="0"/>
-        </w:rPr>
-        <w:t xml:space="preserve">Software used</w:t>
-      </w:r>
-      <w:r>
-        <w:rPr>
-          <w:rFonts w:ascii="Times New Roman" w:cs="Times New Roman" w:eastAsia="Times New Roman" w:hAnsi="Times New Roman"/>
-          <w:sz w:val="24"/>
-          <w:szCs w:val="24"/>
-          <w:rtl w:val="0"/>
-        </w:rPr>
-        <w:t xml:space="preserve">: Python, Jupyter Notebook, NumPy, Pandas, Matplotlib, Scikit-learn.</w:t>
+          <w:rFonts w:ascii="Times New Roman" w:eastAsia="Times New Roman" w:hAnsi="Times New Roman" w:cs="Times New Roman"/>
+          <w:sz w:val="24"/>
+          <w:szCs w:val="24"/>
+        </w:rPr>
+      </w:pPr>
+      <w:r>
+        <w:rPr>
+          <w:rFonts w:ascii="Times New Roman" w:eastAsia="Times New Roman" w:hAnsi="Times New Roman" w:cs="Times New Roman"/>
+          <w:b/>
+          <w:bCs/>
+          <w:sz w:val="24"/>
+          <w:szCs w:val="24"/>
+        </w:rPr>
+        <w:t>Software used</w:t>
+      </w:r>
+      <w:r>
+        <w:rPr>
+          <w:rFonts w:ascii="Times New Roman" w:eastAsia="Times New Roman" w:hAnsi="Times New Roman" w:cs="Times New Roman"/>
+          <w:sz w:val="24"/>
+          <w:szCs w:val="24"/>
+        </w:rPr>
+        <w:t>: Python, Jupyter Notebook, NumPy, Pandas, Matplotlib, Scikit-learn.</w:t>
       </w:r>
     </w:p>
     <w:p>
@@ -361,72 +324,136 @@
         <w:spacing w:line="360" w:lineRule="auto"/>
         <w:jc w:val="both"/>
         <w:rPr>
-          <w:rFonts w:ascii="Times New Roman" w:cs="Times New Roman" w:eastAsia="Times New Roman" w:hAnsi="Times New Roman"/>
-          <w:b w:val="1"/>
-          <w:bCs w:val="1"/>
+          <w:rFonts w:ascii="Times New Roman" w:eastAsia="Times New Roman" w:hAnsi="Times New Roman" w:cs="Times New Roman"/>
+          <w:b/>
+          <w:bCs/>
           <w:sz w:val="24"/>
           <w:szCs w:val="24"/>
           <w:u w:val="single"/>
         </w:rPr>
       </w:pPr>
-      <w:r>
-        <w:rPr>
-          <w:rtl w:val="0"/>
-        </w:rPr>
-      </w:r>
     </w:p>
     <w:p>
       <w:pPr>
         <w:spacing w:line="360" w:lineRule="auto"/>
         <w:jc w:val="both"/>
         <w:rPr>
-          <w:rFonts w:ascii="Times New Roman" w:cs="Times New Roman" w:eastAsia="Times New Roman" w:hAnsi="Times New Roman"/>
-          <w:b w:val="1"/>
-          <w:bCs w:val="1"/>
-          <w:sz w:val="24"/>
-          <w:szCs w:val="24"/>
-        </w:rPr>
-      </w:pPr>
-      <w:r>
-        <w:rPr>
-          <w:rFonts w:ascii="Times New Roman" w:cs="Times New Roman" w:eastAsia="Times New Roman" w:hAnsi="Times New Roman"/>
-          <w:b w:val="1"/>
-          <w:bCs w:val="1"/>
-          <w:sz w:val="24"/>
-          <w:szCs w:val="24"/>
-          <w:rtl w:val="0"/>
-        </w:rPr>
-        <w:t xml:space="preserve">Team Members</w:t>
-      </w:r>
-      <w:r>
-        <w:rPr>
-          <w:rFonts w:ascii="Times New Roman" w:cs="Times New Roman" w:eastAsia="Times New Roman" w:hAnsi="Times New Roman"/>
-          <w:b w:val="1"/>
-          <w:bCs w:val="1"/>
+          <w:rFonts w:ascii="Times New Roman" w:eastAsia="Times New Roman" w:hAnsi="Times New Roman" w:cs="Times New Roman"/>
+          <w:b/>
+          <w:bCs/>
+          <w:sz w:val="24"/>
+          <w:szCs w:val="24"/>
+        </w:rPr>
+      </w:pPr>
+      <w:r>
+        <w:rPr>
+          <w:rFonts w:ascii="Times New Roman" w:eastAsia="Times New Roman" w:hAnsi="Times New Roman" w:cs="Times New Roman"/>
+          <w:b/>
+          <w:bCs/>
+          <w:sz w:val="24"/>
+          <w:szCs w:val="24"/>
+        </w:rPr>
+        <w:t>Team Members</w:t>
+      </w:r>
+      <w:r>
+        <w:rPr>
+          <w:rFonts w:ascii="Times New Roman" w:eastAsia="Times New Roman" w:hAnsi="Times New Roman" w:cs="Times New Roman"/>
+          <w:b/>
+          <w:bCs/>
           <w:sz w:val="24"/>
           <w:szCs w:val="24"/>
           <w:u w:val="single"/>
-          <w:rtl w:val="0"/>
-        </w:rPr>
-        <w:t xml:space="preserve">:</w:t>
-      </w:r>
-      <w:r>
-        <w:rPr>
-          <w:rFonts w:ascii="Times New Roman" w:cs="Times New Roman" w:eastAsia="Times New Roman" w:hAnsi="Times New Roman"/>
-          <w:b w:val="1"/>
-          <w:bCs w:val="1"/>
-          <w:sz w:val="24"/>
-          <w:szCs w:val="24"/>
-          <w:rtl w:val="0"/>
-        </w:rPr>
-        <w:tab/>
-        <w:tab/>
-        <w:tab/>
-        <w:tab/>
-        <w:tab/>
-        <w:tab/>
-        <w:tab/>
-        <w:tab/>
+        </w:rPr>
+        <w:t>:</w:t>
+      </w:r>
+      <w:r>
+        <w:rPr>
+          <w:rFonts w:ascii="Times New Roman" w:eastAsia="Times New Roman" w:hAnsi="Times New Roman" w:cs="Times New Roman"/>
+          <w:b/>
+          <w:bCs/>
+          <w:sz w:val="24"/>
+          <w:szCs w:val="24"/>
+        </w:rPr>
+        <w:tab/>
+      </w:r>
+      <w:r>
+        <w:rPr>
+          <w:rFonts w:ascii="Times New Roman" w:eastAsia="Times New Roman" w:hAnsi="Times New Roman" w:cs="Times New Roman"/>
+          <w:b/>
+          <w:bCs/>
+          <w:sz w:val="24"/>
+          <w:szCs w:val="24"/>
+        </w:rPr>
+        <w:tab/>
+      </w:r>
+      <w:r>
+        <w:rPr>
+          <w:rFonts w:ascii="Times New Roman" w:eastAsia="Times New Roman" w:hAnsi="Times New Roman" w:cs="Times New Roman"/>
+          <w:b/>
+          <w:bCs/>
+          <w:sz w:val="24"/>
+          <w:szCs w:val="24"/>
+        </w:rPr>
+        <w:tab/>
+      </w:r>
+      <w:r>
+        <w:rPr>
+          <w:rFonts w:ascii="Times New Roman" w:eastAsia="Times New Roman" w:hAnsi="Times New Roman" w:cs="Times New Roman"/>
+          <w:b/>
+          <w:bCs/>
+          <w:sz w:val="24"/>
+          <w:szCs w:val="24"/>
+        </w:rPr>
+        <w:tab/>
+      </w:r>
+      <w:r>
+        <w:rPr>
+          <w:rFonts w:ascii="Times New Roman" w:eastAsia="Times New Roman" w:hAnsi="Times New Roman" w:cs="Times New Roman"/>
+          <w:b/>
+          <w:bCs/>
+          <w:sz w:val="24"/>
+          <w:szCs w:val="24"/>
+        </w:rPr>
+        <w:tab/>
+      </w:r>
+      <w:r>
+        <w:rPr>
+          <w:rFonts w:ascii="Times New Roman" w:eastAsia="Times New Roman" w:hAnsi="Times New Roman" w:cs="Times New Roman"/>
+          <w:b/>
+          <w:bCs/>
+          <w:sz w:val="24"/>
+          <w:szCs w:val="24"/>
+        </w:rPr>
+        <w:tab/>
+      </w:r>
+      <w:r>
+        <w:rPr>
+          <w:rFonts w:ascii="Times New Roman" w:eastAsia="Times New Roman" w:hAnsi="Times New Roman" w:cs="Times New Roman"/>
+          <w:b/>
+          <w:bCs/>
+          <w:sz w:val="24"/>
+          <w:szCs w:val="24"/>
+        </w:rPr>
+        <w:tab/>
+      </w:r>
+      <w:r>
+        <w:rPr>
+          <w:rFonts w:ascii="Times New Roman" w:eastAsia="Times New Roman" w:hAnsi="Times New Roman" w:cs="Times New Roman"/>
+          <w:b/>
+          <w:bCs/>
+          <w:sz w:val="24"/>
+          <w:szCs w:val="24"/>
+        </w:rPr>
+        <w:tab/>
+      </w:r>
+      <w:r>
+        <w:rPr>
+          <w:rFonts w:ascii="Times New Roman" w:eastAsia="Times New Roman" w:hAnsi="Times New Roman" w:cs="Times New Roman"/>
+          <w:b/>
+          <w:bCs/>
+          <w:sz w:val="24"/>
+          <w:szCs w:val="24"/>
+        </w:rPr>
         <w:tab/>
       </w:r>
     </w:p>
@@ -434,27 +461,65 @@
       <w:pPr>
         <w:spacing w:line="240" w:lineRule="auto"/>
         <w:rPr>
-          <w:rFonts w:ascii="Times New Roman" w:cs="Times New Roman" w:eastAsia="Times New Roman" w:hAnsi="Times New Roman"/>
-          <w:sz w:val="24"/>
-          <w:szCs w:val="24"/>
-        </w:rPr>
-      </w:pPr>
-      <w:r>
-        <w:rPr>
-          <w:rFonts w:ascii="Times New Roman" w:cs="Times New Roman" w:eastAsia="Times New Roman" w:hAnsi="Times New Roman"/>
-          <w:sz w:val="24"/>
-          <w:szCs w:val="24"/>
-          <w:rtl w:val="0"/>
-        </w:rPr>
-        <w:t xml:space="preserve">Sukhsirjan Singh Chahal (2323043)</w:t>
-        <w:tab/>
-        <w:tab/>
-        <w:tab/>
-        <w:tab/>
-        <w:tab/>
-        <w:tab/>
-        <w:tab/>
-        <w:tab/>
+          <w:rFonts w:ascii="Times New Roman" w:eastAsia="Times New Roman" w:hAnsi="Times New Roman" w:cs="Times New Roman"/>
+          <w:sz w:val="24"/>
+          <w:szCs w:val="24"/>
+        </w:rPr>
+      </w:pPr>
+      <w:r>
+        <w:rPr>
+          <w:rFonts w:ascii="Times New Roman" w:eastAsia="Times New Roman" w:hAnsi="Times New Roman" w:cs="Times New Roman"/>
+          <w:sz w:val="24"/>
+          <w:szCs w:val="24"/>
+        </w:rPr>
+        <w:t>Dipanshu (2323030)</w:t>
+      </w:r>
+      <w:r>
+        <w:rPr>
+          <w:rFonts w:ascii="Times New Roman" w:eastAsia="Times New Roman" w:hAnsi="Times New Roman" w:cs="Times New Roman"/>
+          <w:sz w:val="24"/>
+          <w:szCs w:val="24"/>
+        </w:rPr>
+        <w:tab/>
+      </w:r>
+      <w:r>
+        <w:rPr>
+          <w:rFonts w:ascii="Times New Roman" w:eastAsia="Times New Roman" w:hAnsi="Times New Roman" w:cs="Times New Roman"/>
+          <w:sz w:val="24"/>
+          <w:szCs w:val="24"/>
+        </w:rPr>
+        <w:tab/>
+      </w:r>
+      <w:r>
+        <w:rPr>
+          <w:rFonts w:ascii="Times New Roman" w:eastAsia="Times New Roman" w:hAnsi="Times New Roman" w:cs="Times New Roman"/>
+          <w:sz w:val="24"/>
+          <w:szCs w:val="24"/>
+        </w:rPr>
+        <w:tab/>
+      </w:r>
+      <w:r>
+        <w:rPr>
+          <w:rFonts w:ascii="Times New Roman" w:eastAsia="Times New Roman" w:hAnsi="Times New Roman" w:cs="Times New Roman"/>
+          <w:sz w:val="24"/>
+          <w:szCs w:val="24"/>
+        </w:rPr>
+        <w:tab/>
+      </w:r>
+      <w:r>
+        <w:rPr>
+          <w:rFonts w:ascii="Times New Roman" w:eastAsia="Times New Roman" w:hAnsi="Times New Roman" w:cs="Times New Roman"/>
+          <w:sz w:val="24"/>
+          <w:szCs w:val="24"/>
+        </w:rPr>
+        <w:tab/>
+      </w:r>
+      <w:r>
+        <w:rPr>
+          <w:rFonts w:ascii="Times New Roman" w:eastAsia="Times New Roman" w:hAnsi="Times New Roman" w:cs="Times New Roman"/>
+          <w:sz w:val="24"/>
+          <w:szCs w:val="24"/>
+        </w:rPr>
         <w:tab/>
       </w:r>
     </w:p>
@@ -463,17 +528,16 @@
         <w:spacing w:line="240" w:lineRule="auto"/>
         <w:jc w:val="right"/>
         <w:rPr>
-          <w:rFonts w:ascii="Times New Roman" w:cs="Times New Roman" w:eastAsia="Times New Roman" w:hAnsi="Times New Roman"/>
-          <w:sz w:val="24"/>
-          <w:szCs w:val="24"/>
-        </w:rPr>
-      </w:pPr>
-      <w:r>
-        <w:rPr>
-          <w:rFonts w:ascii="Times New Roman" w:cs="Times New Roman" w:eastAsia="Times New Roman" w:hAnsi="Times New Roman"/>
-          <w:sz w:val="24"/>
-          <w:szCs w:val="24"/>
-          <w:rtl w:val="0"/>
+          <w:rFonts w:ascii="Times New Roman" w:eastAsia="Times New Roman" w:hAnsi="Times New Roman" w:cs="Times New Roman"/>
+          <w:sz w:val="24"/>
+          <w:szCs w:val="24"/>
+        </w:rPr>
+      </w:pPr>
+      <w:r>
+        <w:rPr>
+          <w:rFonts w:ascii="Times New Roman" w:eastAsia="Times New Roman" w:hAnsi="Times New Roman" w:cs="Times New Roman"/>
+          <w:sz w:val="24"/>
+          <w:szCs w:val="24"/>
         </w:rPr>
         <w:tab/>
       </w:r>
@@ -482,21 +546,20 @@
       <w:pPr>
         <w:spacing w:line="240" w:lineRule="auto"/>
         <w:rPr>
-          <w:rFonts w:ascii="Times New Roman" w:cs="Times New Roman" w:eastAsia="Times New Roman" w:hAnsi="Times New Roman"/>
-          <w:b w:val="1"/>
-          <w:bCs w:val="1"/>
-          <w:sz w:val="24"/>
-          <w:szCs w:val="24"/>
-        </w:rPr>
-      </w:pPr>
-      <w:r>
-        <w:rPr>
-          <w:rFonts w:ascii="Times New Roman" w:cs="Times New Roman" w:eastAsia="Times New Roman" w:hAnsi="Times New Roman"/>
-          <w:b w:val="1"/>
-          <w:bCs w:val="1"/>
-          <w:sz w:val="24"/>
-          <w:szCs w:val="24"/>
-          <w:rtl w:val="0"/>
+          <w:rFonts w:ascii="Times New Roman" w:eastAsia="Times New Roman" w:hAnsi="Times New Roman" w:cs="Times New Roman"/>
+          <w:b/>
+          <w:bCs/>
+          <w:sz w:val="24"/>
+          <w:szCs w:val="24"/>
+        </w:rPr>
+      </w:pPr>
+      <w:r>
+        <w:rPr>
+          <w:rFonts w:ascii="Times New Roman" w:eastAsia="Times New Roman" w:hAnsi="Times New Roman" w:cs="Times New Roman"/>
+          <w:b/>
+          <w:bCs/>
+          <w:sz w:val="24"/>
+          <w:szCs w:val="24"/>
         </w:rPr>
         <w:t xml:space="preserve">Mentor Name:                                                                                                        </w:t>
       </w:r>
@@ -506,61 +569,135 @@
         <w:spacing w:line="240" w:lineRule="auto"/>
         <w:jc w:val="right"/>
         <w:rPr>
-          <w:rFonts w:ascii="Times New Roman" w:cs="Times New Roman" w:eastAsia="Times New Roman" w:hAnsi="Times New Roman"/>
-          <w:sz w:val="24"/>
-          <w:szCs w:val="24"/>
-        </w:rPr>
-      </w:pPr>
-      <w:r>
-        <w:rPr>
-          <w:rFonts w:ascii="Times New Roman" w:cs="Times New Roman" w:eastAsia="Times New Roman" w:hAnsi="Times New Roman"/>
-          <w:b w:val="1"/>
-          <w:bCs w:val="1"/>
-          <w:sz w:val="24"/>
-          <w:szCs w:val="24"/>
-          <w:rtl w:val="0"/>
+          <w:rFonts w:ascii="Times New Roman" w:eastAsia="Times New Roman" w:hAnsi="Times New Roman" w:cs="Times New Roman"/>
+          <w:sz w:val="24"/>
+          <w:szCs w:val="24"/>
+        </w:rPr>
+      </w:pPr>
+      <w:r>
+        <w:rPr>
+          <w:rFonts w:ascii="Times New Roman" w:eastAsia="Times New Roman" w:hAnsi="Times New Roman" w:cs="Times New Roman"/>
+          <w:b/>
+          <w:bCs/>
+          <w:sz w:val="24"/>
+          <w:szCs w:val="24"/>
         </w:rPr>
         <w:t xml:space="preserve">                                                                                                                      </w:t>
       </w:r>
       <w:r>
         <w:rPr>
-          <w:rFonts w:ascii="Times New Roman" w:cs="Times New Roman" w:eastAsia="Times New Roman" w:hAnsi="Times New Roman"/>
-          <w:sz w:val="24"/>
-          <w:szCs w:val="24"/>
-          <w:rtl w:val="0"/>
-        </w:rPr>
-        <w:t xml:space="preserve">Er. Seema Rani</w:t>
+          <w:rFonts w:ascii="Times New Roman" w:eastAsia="Times New Roman" w:hAnsi="Times New Roman" w:cs="Times New Roman"/>
+          <w:sz w:val="24"/>
+          <w:szCs w:val="24"/>
+        </w:rPr>
+        <w:t>Er. Seema Rani</w:t>
       </w:r>
     </w:p>
     <w:p>
       <w:pPr>
         <w:spacing w:line="240" w:lineRule="auto"/>
-        <w:ind w:left="720" w:firstLine="0"/>
+        <w:ind w:left="720"/>
         <w:jc w:val="right"/>
         <w:rPr>
-          <w:rFonts w:ascii="Times New Roman" w:cs="Times New Roman" w:eastAsia="Times New Roman" w:hAnsi="Times New Roman"/>
-          <w:sz w:val="24"/>
-          <w:szCs w:val="24"/>
-        </w:rPr>
-      </w:pPr>
-      <w:r>
-        <w:rPr>
-          <w:rFonts w:ascii="Times New Roman" w:cs="Times New Roman" w:eastAsia="Times New Roman" w:hAnsi="Times New Roman"/>
-          <w:sz w:val="24"/>
-          <w:szCs w:val="24"/>
-          <w:rtl w:val="0"/>
+          <w:rFonts w:ascii="Times New Roman" w:eastAsia="Times New Roman" w:hAnsi="Times New Roman" w:cs="Times New Roman"/>
+          <w:sz w:val="24"/>
+          <w:szCs w:val="24"/>
+        </w:rPr>
+      </w:pPr>
+      <w:r>
+        <w:rPr>
+          <w:rFonts w:ascii="Times New Roman" w:eastAsia="Times New Roman" w:hAnsi="Times New Roman" w:cs="Times New Roman"/>
+          <w:sz w:val="24"/>
+          <w:szCs w:val="24"/>
         </w:rPr>
         <w:t xml:space="preserve">                                                                                                                       Co-Ordinator CSE Deptt.</w:t>
-        <w:tab/>
-        <w:tab/>
-        <w:tab/>
-        <w:tab/>
-        <w:tab/>
-        <w:tab/>
-        <w:tab/>
-        <w:tab/>
-        <w:tab/>
-        <w:tab/>
+      </w:r>
+      <w:r>
+        <w:rPr>
+          <w:rFonts w:ascii="Times New Roman" w:eastAsia="Times New Roman" w:hAnsi="Times New Roman" w:cs="Times New Roman"/>
+          <w:sz w:val="24"/>
+          <w:szCs w:val="24"/>
+        </w:rPr>
+        <w:tab/>
+      </w:r>
+      <w:r>
+        <w:rPr>
+          <w:rFonts w:ascii="Times New Roman" w:eastAsia="Times New Roman" w:hAnsi="Times New Roman" w:cs="Times New Roman"/>
+          <w:sz w:val="24"/>
+          <w:szCs w:val="24"/>
+        </w:rPr>
+        <w:tab/>
+      </w:r>
+      <w:r>
+        <w:rPr>
+          <w:rFonts w:ascii="Times New Roman" w:eastAsia="Times New Roman" w:hAnsi="Times New Roman" w:cs="Times New Roman"/>
+          <w:sz w:val="24"/>
+          <w:szCs w:val="24"/>
+        </w:rPr>
+        <w:tab/>
+      </w:r>
+      <w:r>
+        <w:rPr>
+          <w:rFonts w:ascii="Times New Roman" w:eastAsia="Times New Roman" w:hAnsi="Times New Roman" w:cs="Times New Roman"/>
+          <w:sz w:val="24"/>
+          <w:szCs w:val="24"/>
+        </w:rPr>
+        <w:tab/>
+      </w:r>
+      <w:r>
+        <w:rPr>
+          <w:rFonts w:ascii="Times New Roman" w:eastAsia="Times New Roman" w:hAnsi="Times New Roman" w:cs="Times New Roman"/>
+          <w:sz w:val="24"/>
+          <w:szCs w:val="24"/>
+        </w:rPr>
+        <w:tab/>
+      </w:r>
+      <w:r>
+        <w:rPr>
+          <w:rFonts w:ascii="Times New Roman" w:eastAsia="Times New Roman" w:hAnsi="Times New Roman" w:cs="Times New Roman"/>
+          <w:sz w:val="24"/>
+          <w:szCs w:val="24"/>
+        </w:rPr>
+        <w:tab/>
+      </w:r>
+      <w:r>
+        <w:rPr>
+          <w:rFonts w:ascii="Times New Roman" w:eastAsia="Times New Roman" w:hAnsi="Times New Roman" w:cs="Times New Roman"/>
+          <w:sz w:val="24"/>
+          <w:szCs w:val="24"/>
+        </w:rPr>
+        <w:tab/>
+      </w:r>
+      <w:r>
+        <w:rPr>
+          <w:rFonts w:ascii="Times New Roman" w:eastAsia="Times New Roman" w:hAnsi="Times New Roman" w:cs="Times New Roman"/>
+          <w:sz w:val="24"/>
+          <w:szCs w:val="24"/>
+        </w:rPr>
+        <w:tab/>
+      </w:r>
+      <w:r>
+        <w:rPr>
+          <w:rFonts w:ascii="Times New Roman" w:eastAsia="Times New Roman" w:hAnsi="Times New Roman" w:cs="Times New Roman"/>
+          <w:sz w:val="24"/>
+          <w:szCs w:val="24"/>
+        </w:rPr>
+        <w:tab/>
+      </w:r>
+      <w:r>
+        <w:rPr>
+          <w:rFonts w:ascii="Times New Roman" w:eastAsia="Times New Roman" w:hAnsi="Times New Roman" w:cs="Times New Roman"/>
+          <w:sz w:val="24"/>
+          <w:szCs w:val="24"/>
+        </w:rPr>
+        <w:tab/>
+      </w:r>
+      <w:r>
+        <w:rPr>
+          <w:rFonts w:ascii="Times New Roman" w:eastAsia="Times New Roman" w:hAnsi="Times New Roman" w:cs="Times New Roman"/>
+          <w:sz w:val="24"/>
+          <w:szCs w:val="24"/>
+        </w:rPr>
         <w:tab/>
       </w:r>
     </w:p>
@@ -568,65 +705,106 @@
       <w:pPr>
         <w:spacing w:line="240" w:lineRule="auto"/>
         <w:rPr>
-          <w:rFonts w:ascii="Times New Roman" w:cs="Times New Roman" w:eastAsia="Times New Roman" w:hAnsi="Times New Roman"/>
-          <w:sz w:val="24"/>
-          <w:szCs w:val="24"/>
-        </w:rPr>
-      </w:pPr>
-      <w:r>
-        <w:rPr>
-          <w:rFonts w:ascii="Times New Roman" w:cs="Times New Roman" w:eastAsia="Times New Roman" w:hAnsi="Times New Roman"/>
-          <w:sz w:val="24"/>
-          <w:szCs w:val="24"/>
-          <w:rtl w:val="0"/>
-        </w:rPr>
-        <w:tab/>
-        <w:tab/>
-        <w:tab/>
-        <w:tab/>
-        <w:tab/>
-        <w:tab/>
-        <w:tab/>
-        <w:tab/>
-      </w:r>
-    </w:p>
-    <w:p>
-      <w:pPr>
-        <w:rPr>
-          <w:b w:val="1"/>
-          <w:bCs w:val="1"/>
-          <w:sz w:val="24"/>
-          <w:szCs w:val="24"/>
-        </w:rPr>
-      </w:pPr>
-      <w:r>
-        <w:rPr>
-          <w:rtl w:val="0"/>
-        </w:rPr>
-      </w:r>
+          <w:rFonts w:ascii="Times New Roman" w:eastAsia="Times New Roman" w:hAnsi="Times New Roman" w:cs="Times New Roman"/>
+          <w:sz w:val="24"/>
+          <w:szCs w:val="24"/>
+        </w:rPr>
+      </w:pPr>
+      <w:r>
+        <w:rPr>
+          <w:rFonts w:ascii="Times New Roman" w:eastAsia="Times New Roman" w:hAnsi="Times New Roman" w:cs="Times New Roman"/>
+          <w:sz w:val="24"/>
+          <w:szCs w:val="24"/>
+        </w:rPr>
+        <w:lastRenderedPageBreak/>
+        <w:tab/>
+      </w:r>
+      <w:r>
+        <w:rPr>
+          <w:rFonts w:ascii="Times New Roman" w:eastAsia="Times New Roman" w:hAnsi="Times New Roman" w:cs="Times New Roman"/>
+          <w:sz w:val="24"/>
+          <w:szCs w:val="24"/>
+        </w:rPr>
+        <w:tab/>
+      </w:r>
+      <w:r>
+        <w:rPr>
+          <w:rFonts w:ascii="Times New Roman" w:eastAsia="Times New Roman" w:hAnsi="Times New Roman" w:cs="Times New Roman"/>
+          <w:sz w:val="24"/>
+          <w:szCs w:val="24"/>
+        </w:rPr>
+        <w:tab/>
+      </w:r>
+      <w:r>
+        <w:rPr>
+          <w:rFonts w:ascii="Times New Roman" w:eastAsia="Times New Roman" w:hAnsi="Times New Roman" w:cs="Times New Roman"/>
+          <w:sz w:val="24"/>
+          <w:szCs w:val="24"/>
+        </w:rPr>
+        <w:tab/>
+      </w:r>
+      <w:r>
+        <w:rPr>
+          <w:rFonts w:ascii="Times New Roman" w:eastAsia="Times New Roman" w:hAnsi="Times New Roman" w:cs="Times New Roman"/>
+          <w:sz w:val="24"/>
+          <w:szCs w:val="24"/>
+        </w:rPr>
+        <w:tab/>
+      </w:r>
+      <w:r>
+        <w:rPr>
+          <w:rFonts w:ascii="Times New Roman" w:eastAsia="Times New Roman" w:hAnsi="Times New Roman" w:cs="Times New Roman"/>
+          <w:sz w:val="24"/>
+          <w:szCs w:val="24"/>
+        </w:rPr>
+        <w:tab/>
+      </w:r>
+      <w:r>
+        <w:rPr>
+          <w:rFonts w:ascii="Times New Roman" w:eastAsia="Times New Roman" w:hAnsi="Times New Roman" w:cs="Times New Roman"/>
+          <w:sz w:val="24"/>
+          <w:szCs w:val="24"/>
+        </w:rPr>
+        <w:tab/>
+      </w:r>
+      <w:r>
+        <w:rPr>
+          <w:rFonts w:ascii="Times New Roman" w:eastAsia="Times New Roman" w:hAnsi="Times New Roman" w:cs="Times New Roman"/>
+          <w:sz w:val="24"/>
+          <w:szCs w:val="24"/>
+        </w:rPr>
+        <w:tab/>
+      </w:r>
+    </w:p>
+    <w:p>
+      <w:pPr>
+        <w:rPr>
+          <w:b/>
+          <w:bCs/>
+          <w:sz w:val="24"/>
+          <w:szCs w:val="24"/>
+        </w:rPr>
+      </w:pPr>
     </w:p>
     <w:sectPr>
-      <w:pgSz w:h="16838" w:w="11906" w:orient="portrait"/>
-      <w:pgMar w:bottom="57" w:top="57" w:left="567" w:right="567" w:header="708" w:footer="708"/>
+      <w:pgSz w:w="11906" w:h="16838"/>
+      <w:pgMar w:top="57" w:right="567" w:bottom="57" w:left="567" w:header="708" w:footer="708" w:gutter="0"/>
       <w:pgNumType w:start="1"/>
+      <w:cols w:space="720"/>
     </w:sectPr>
   </w:body>
 </w:document>
 </file>
 
-<file path=word/numbering.xml><?xml version="1.0" encoding="utf-8"?>
-<w:numbering xmlns:mc="http://schemas.openxmlformats.org/markup-compatibility/2006" xmlns:o="urn:schemas-microsoft-com:office:office" xmlns:r="http://schemas.openxmlformats.org/officeDocument/2006/relationships" xmlns:m="http://schemas.openxmlformats.org/officeDocument/2006/math" xmlns:v="urn:schemas-microsoft-com:vml" xmlns:wp="http://schemas.openxmlformats.org/drawingml/2006/wordprocessingDrawing" xmlns:w10="urn:schemas-microsoft-com:office:word" xmlns:w="http://schemas.openxmlformats.org/wordprocessingml/2006/main" xmlns:wne="http://schemas.microsoft.com/office/word/2006/wordml" xmlns:sl="http://schemas.openxmlformats.org/schemaLibrary/2006/main" xmlns:a="http://schemas.openxmlformats.org/drawingml/2006/main" xmlns:pic="http://schemas.openxmlformats.org/drawingml/2006/picture" xmlns:c="http://schemas.openxmlformats.org/drawingml/2006/chart" xmlns:lc="http://schemas.openxmlformats.org/drawingml/2006/lockedCanvas" xmlns:dgm="http://schemas.openxmlformats.org/drawingml/2006/diagram" xmlns:wps="http://schemas.microsoft.com/office/word/2010/wordprocessingShape" xmlns:wpg="http://schemas.microsoft.com/office/word/2010/wordprocessingGroup" xmlns:w14="http://schemas.microsoft.com/office/word/2010/wordml" xmlns:w15="http://schemas.microsoft.com/office/word/2012/wordml" xmlns:w16="http://schemas.microsoft.com/office/word/2018/wordml" xmlns:w16cex="http://schemas.microsoft.com/office/word/2018/wordml/cex" xmlns:w16cid="http://schemas.microsoft.com/office/word/2016/wordml/cid" xmlns="http://schemas.microsoft.com/office/tasks/2019/documenttasks" xmlns:cr="http://schemas.microsoft.com/office/comments/2020/reactions"/>
-</file>
-
 <file path=word/styles.xml><?xml version="1.0" encoding="utf-8"?>
-<w:styles xmlns:mc="http://schemas.openxmlformats.org/markup-compatibility/2006" xmlns:o="urn:schemas-microsoft-com:office:office" xmlns:r="http://schemas.openxmlformats.org/officeDocument/2006/relationships" xmlns:m="http://schemas.openxmlformats.org/officeDocument/2006/math" xmlns:v="urn:schemas-microsoft-com:vml" xmlns:wp="http://schemas.openxmlformats.org/drawingml/2006/wordprocessingDrawing" xmlns:w10="urn:schemas-microsoft-com:office:word" xmlns:w="http://schemas.openxmlformats.org/wordprocessingml/2006/main" xmlns:wne="http://schemas.microsoft.com/office/word/2006/wordml" xmlns:sl="http://schemas.openxmlformats.org/schemaLibrary/2006/main" xmlns:a="http://schemas.openxmlformats.org/drawingml/2006/main" xmlns:pic="http://schemas.openxmlformats.org/drawingml/2006/picture" xmlns:c="http://schemas.openxmlformats.org/drawingml/2006/chart" xmlns:lc="http://schemas.openxmlformats.org/drawingml/2006/lockedCanvas" xmlns:dgm="http://schemas.openxmlformats.org/drawingml/2006/diagram" xmlns:wps="http://schemas.microsoft.com/office/word/2010/wordprocessingShape" xmlns:wpg="http://schemas.microsoft.com/office/word/2010/wordprocessingGroup" xmlns:w14="http://schemas.microsoft.com/office/word/2010/wordml" xmlns:w15="http://schemas.microsoft.com/office/word/2012/wordml" xmlns:w16="http://schemas.microsoft.com/office/word/2018/wordml" xmlns:w16cex="http://schemas.microsoft.com/office/word/2018/wordml/cex" xmlns:w16cid="http://schemas.microsoft.com/office/word/2016/wordml/cid" xmlns="http://schemas.microsoft.com/office/tasks/2019/documenttasks" xmlns:cr="http://schemas.microsoft.com/office/comments/2020/reactions">
+<w:styles xmlns:mc="http://schemas.openxmlformats.org/markup-compatibility/2006" xmlns:r="http://schemas.openxmlformats.org/officeDocument/2006/relationships" xmlns:w="http://schemas.openxmlformats.org/wordprocessingml/2006/main" xmlns:w14="http://schemas.microsoft.com/office/word/2010/wordml" xmlns:w15="http://schemas.microsoft.com/office/word/2012/wordml" xmlns:w16cex="http://schemas.microsoft.com/office/word/2018/wordml/cex" xmlns:w16cid="http://schemas.microsoft.com/office/word/2016/wordml/cid" xmlns:w16="http://schemas.microsoft.com/office/word/2018/wordml" xmlns:w16du="http://schemas.microsoft.com/office/word/2023/wordml/word16du" xmlns:w16sdtdh="http://schemas.microsoft.com/office/word/2020/wordml/sdtdatahash" xmlns:w16sdtfl="http://schemas.microsoft.com/office/word/2024/wordml/sdtformatlock" xmlns:w16se="http://schemas.microsoft.com/office/word/2015/wordml/symex" mc:Ignorable="w14 w15 w16se w16cid w16 w16cex w16sdtdh w16sdtfl w16du">
   <w:docDefaults>
     <w:rPrDefault>
       <w:rPr>
-        <w:rFonts w:ascii="Calibri" w:cs="Calibri" w:eastAsia="Calibri" w:hAnsi="Calibri"/>
+        <w:rFonts w:ascii="Calibri" w:eastAsia="Calibri" w:hAnsi="Calibri" w:cs="Calibri"/>
         <w:sz w:val="22"/>
         <w:szCs w:val="22"/>
-        <w:lang w:val="en_GB"/>
+        <w:lang w:val="en-GB" w:eastAsia="zh-CN" w:bidi="th-TH"/>
       </w:rPr>
     </w:rPrDefault>
     <w:pPrDefault>
@@ -635,33 +813,403 @@
       </w:pPr>
     </w:pPrDefault>
   </w:docDefaults>
-  <w:style w:type="table" w:styleId="TableNormal" w:default="1">
-    <w:name w:val="TableNormal"/>
-    <w:tblPr>
-      <w:tblCellMar>
-        <w:top w:w="100.0" w:type="dxa"/>
-        <w:left w:w="100.0" w:type="dxa"/>
-        <w:bottom w:w="100.0" w:type="dxa"/>
-        <w:right w:w="100.0" w:type="dxa"/>
-      </w:tblCellMar>
-    </w:tblPr>
-  </w:style>
-  <w:style w:type="paragraph" w:styleId="Normal" w:default="1">
-    <w:name w:val="normal"/>
+  <w:latentStyles w:defLockedState="0" w:defUIPriority="99" w:defSemiHidden="0" w:defUnhideWhenUsed="0" w:defQFormat="0" w:count="376">
+    <w:lsdException w:name="Normal" w:uiPriority="0" w:qFormat="1"/>
+    <w:lsdException w:name="heading 1" w:uiPriority="9" w:qFormat="1"/>
+    <w:lsdException w:name="heading 2" w:semiHidden="1" w:uiPriority="9" w:unhideWhenUsed="1" w:qFormat="1"/>
+    <w:lsdException w:name="heading 3" w:semiHidden="1" w:uiPriority="9" w:unhideWhenUsed="1" w:qFormat="1"/>
+    <w:lsdException w:name="heading 4" w:semiHidden="1" w:uiPriority="9" w:unhideWhenUsed="1" w:qFormat="1"/>
+    <w:lsdException w:name="heading 5" w:semiHidden="1" w:uiPriority="9" w:unhideWhenUsed="1" w:qFormat="1"/>
+    <w:lsdException w:name="heading 6" w:semiHidden="1" w:uiPriority="9" w:unhideWhenUsed="1" w:qFormat="1"/>
+    <w:lsdException w:name="heading 7" w:semiHidden="1" w:uiPriority="9" w:unhideWhenUsed="1" w:qFormat="1"/>
+    <w:lsdException w:name="heading 8" w:semiHidden="1" w:uiPriority="9" w:unhideWhenUsed="1" w:qFormat="1"/>
+    <w:lsdException w:name="heading 9" w:semiHidden="1" w:uiPriority="9" w:unhideWhenUsed="1" w:qFormat="1"/>
+    <w:lsdException w:name="index 1" w:semiHidden="1" w:unhideWhenUsed="1"/>
+    <w:lsdException w:name="index 2" w:semiHidden="1" w:unhideWhenUsed="1"/>
+    <w:lsdException w:name="index 3" w:semiHidden="1" w:unhideWhenUsed="1"/>
+    <w:lsdException w:name="index 4" w:semiHidden="1" w:unhideWhenUsed="1"/>
+    <w:lsdException w:name="index 5" w:semiHidden="1" w:unhideWhenUsed="1"/>
+    <w:lsdException w:name="index 6" w:semiHidden="1" w:unhideWhenUsed="1"/>
+    <w:lsdException w:name="index 7" w:semiHidden="1" w:unhideWhenUsed="1"/>
+    <w:lsdException w:name="index 8" w:semiHidden="1" w:unhideWhenUsed="1"/>
+    <w:lsdException w:name="index 9" w:semiHidden="1" w:unhideWhenUsed="1"/>
+    <w:lsdException w:name="toc 1" w:semiHidden="1" w:uiPriority="39" w:unhideWhenUsed="1"/>
+    <w:lsdException w:name="toc 2" w:semiHidden="1" w:uiPriority="39" w:unhideWhenUsed="1"/>
+    <w:lsdException w:name="toc 3" w:semiHidden="1" w:uiPriority="39" w:unhideWhenUsed="1"/>
+    <w:lsdException w:name="toc 4" w:semiHidden="1" w:uiPriority="39" w:unhideWhenUsed="1"/>
+    <w:lsdException w:name="toc 5" w:semiHidden="1" w:uiPriority="39" w:unhideWhenUsed="1"/>
+    <w:lsdException w:name="toc 6" w:semiHidden="1" w:uiPriority="39" w:unhideWhenUsed="1"/>
+    <w:lsdException w:name="toc 7" w:semiHidden="1" w:uiPriority="39" w:unhideWhenUsed="1"/>
+    <w:lsdException w:name="toc 8" w:semiHidden="1" w:uiPriority="39" w:unhideWhenUsed="1"/>
+    <w:lsdException w:name="toc 9" w:semiHidden="1" w:uiPriority="39" w:unhideWhenUsed="1"/>
+    <w:lsdException w:name="Normal Indent" w:semiHidden="1" w:unhideWhenUsed="1"/>
+    <w:lsdException w:name="footnote text" w:semiHidden="1" w:unhideWhenUsed="1"/>
+    <w:lsdException w:name="annotation text" w:semiHidden="1" w:unhideWhenUsed="1"/>
+    <w:lsdException w:name="header" w:semiHidden="1" w:unhideWhenUsed="1"/>
+    <w:lsdException w:name="footer" w:semiHidden="1" w:unhideWhenUsed="1"/>
+    <w:lsdException w:name="index heading" w:semiHidden="1" w:unhideWhenUsed="1"/>
+    <w:lsdException w:name="caption" w:semiHidden="1" w:uiPriority="35" w:unhideWhenUsed="1" w:qFormat="1"/>
+    <w:lsdException w:name="table of figures" w:semiHidden="1" w:unhideWhenUsed="1"/>
+    <w:lsdException w:name="envelope address" w:semiHidden="1" w:unhideWhenUsed="1"/>
+    <w:lsdException w:name="envelope return" w:semiHidden="1" w:unhideWhenUsed="1"/>
+    <w:lsdException w:name="footnote reference" w:semiHidden="1" w:unhideWhenUsed="1"/>
+    <w:lsdException w:name="annotation reference" w:semiHidden="1" w:unhideWhenUsed="1"/>
+    <w:lsdException w:name="line number" w:semiHidden="1" w:unhideWhenUsed="1"/>
+    <w:lsdException w:name="page number" w:semiHidden="1" w:unhideWhenUsed="1"/>
+    <w:lsdException w:name="endnote reference" w:semiHidden="1" w:unhideWhenUsed="1"/>
+    <w:lsdException w:name="endnote text" w:semiHidden="1" w:unhideWhenUsed="1"/>
+    <w:lsdException w:name="table of authorities" w:semiHidden="1" w:unhideWhenUsed="1"/>
+    <w:lsdException w:name="macro" w:semiHidden="1" w:unhideWhenUsed="1"/>
+    <w:lsdException w:name="toa heading" w:semiHidden="1" w:unhideWhenUsed="1"/>
+    <w:lsdException w:name="List" w:semiHidden="1" w:unhideWhenUsed="1"/>
+    <w:lsdException w:name="List Bullet" w:semiHidden="1" w:unhideWhenUsed="1"/>
+    <w:lsdException w:name="List Number" w:semiHidden="1" w:unhideWhenUsed="1"/>
+    <w:lsdException w:name="List 2" w:semiHidden="1" w:unhideWhenUsed="1"/>
+    <w:lsdException w:name="List 3" w:semiHidden="1" w:unhideWhenUsed="1"/>
+    <w:lsdException w:name="List 4" w:semiHidden="1" w:unhideWhenUsed="1"/>
+    <w:lsdException w:name="List 5" w:semiHidden="1" w:unhideWhenUsed="1"/>
+    <w:lsdException w:name="List Bullet 2" w:semiHidden="1" w:unhideWhenUsed="1"/>
+    <w:lsdException w:name="List Bullet 3" w:semiHidden="1" w:unhideWhenUsed="1"/>
+    <w:lsdException w:name="List Bullet 4" w:semiHidden="1" w:unhideWhenUsed="1"/>
+    <w:lsdException w:name="List Bullet 5" w:semiHidden="1" w:unhideWhenUsed="1"/>
+    <w:lsdException w:name="List Number 2" w:semiHidden="1" w:unhideWhenUsed="1"/>
+    <w:lsdException w:name="List Number 3" w:semiHidden="1" w:unhideWhenUsed="1"/>
+    <w:lsdException w:name="List Number 4" w:semiHidden="1" w:unhideWhenUsed="1"/>
+    <w:lsdException w:name="List Number 5" w:semiHidden="1" w:unhideWhenUsed="1"/>
+    <w:lsdException w:name="Title" w:uiPriority="10" w:qFormat="1"/>
+    <w:lsdException w:name="Closing" w:semiHidden="1" w:unhideWhenUsed="1"/>
+    <w:lsdException w:name="Signature" w:semiHidden="1" w:unhideWhenUsed="1"/>
+    <w:lsdException w:name="Default Paragraph Font" w:semiHidden="1" w:uiPriority="1" w:unhideWhenUsed="1"/>
+    <w:lsdException w:name="Body Text" w:semiHidden="1" w:unhideWhenUsed="1"/>
+    <w:lsdException w:name="Body Text Indent" w:semiHidden="1" w:unhideWhenUsed="1"/>
+    <w:lsdException w:name="List Continue" w:semiHidden="1" w:unhideWhenUsed="1"/>
+    <w:lsdException w:name="List Continue 2" w:semiHidden="1" w:unhideWhenUsed="1"/>
+    <w:lsdException w:name="List Continue 3" w:semiHidden="1" w:unhideWhenUsed="1"/>
+    <w:lsdException w:name="List Continue 4" w:semiHidden="1" w:unhideWhenUsed="1"/>
+    <w:lsdException w:name="List Continue 5" w:semiHidden="1" w:unhideWhenUsed="1"/>
+    <w:lsdException w:name="Message Header" w:semiHidden="1" w:unhideWhenUsed="1"/>
+    <w:lsdException w:name="Subtitle" w:uiPriority="11" w:qFormat="1"/>
+    <w:lsdException w:name="Salutation" w:semiHidden="1" w:unhideWhenUsed="1"/>
+    <w:lsdException w:name="Date" w:semiHidden="1" w:unhideWhenUsed="1"/>
+    <w:lsdException w:name="Body Text First Indent" w:semiHidden="1" w:unhideWhenUsed="1"/>
+    <w:lsdException w:name="Body Text First Indent 2" w:semiHidden="1" w:unhideWhenUsed="1"/>
+    <w:lsdException w:name="Note Heading" w:semiHidden="1" w:unhideWhenUsed="1"/>
+    <w:lsdException w:name="Body Text 2" w:semiHidden="1" w:unhideWhenUsed="1"/>
+    <w:lsdException w:name="Body Text 3" w:semiHidden="1" w:unhideWhenUsed="1"/>
+    <w:lsdException w:name="Body Text Indent 2" w:semiHidden="1" w:unhideWhenUsed="1"/>
+    <w:lsdException w:name="Body Text Indent 3" w:semiHidden="1" w:unhideWhenUsed="1"/>
+    <w:lsdException w:name="Block Text" w:semiHidden="1" w:unhideWhenUsed="1"/>
+    <w:lsdException w:name="Hyperlink" w:semiHidden="1" w:unhideWhenUsed="1"/>
+    <w:lsdException w:name="FollowedHyperlink" w:semiHidden="1" w:unhideWhenUsed="1"/>
+    <w:lsdException w:name="Strong" w:uiPriority="22" w:qFormat="1"/>
+    <w:lsdException w:name="Emphasis" w:uiPriority="20" w:qFormat="1"/>
+    <w:lsdException w:name="Document Map" w:semiHidden="1" w:unhideWhenUsed="1"/>
+    <w:lsdException w:name="Plain Text" w:semiHidden="1" w:unhideWhenUsed="1"/>
+    <w:lsdException w:name="E-mail Signature" w:semiHidden="1" w:unhideWhenUsed="1"/>
+    <w:lsdException w:name="HTML Top of Form" w:semiHidden="1" w:unhideWhenUsed="1"/>
+    <w:lsdException w:name="HTML Bottom of Form" w:semiHidden="1" w:unhideWhenUsed="1"/>
+    <w:lsdException w:name="Normal (Web)" w:semiHidden="1" w:unhideWhenUsed="1"/>
+    <w:lsdException w:name="HTML Acronym" w:semiHidden="1" w:unhideWhenUsed="1"/>
+    <w:lsdException w:name="HTML Address" w:semiHidden="1" w:unhideWhenUsed="1"/>
+    <w:lsdException w:name="HTML Cite" w:semiHidden="1" w:unhideWhenUsed="1"/>
+    <w:lsdException w:name="HTML Code" w:semiHidden="1" w:unhideWhenUsed="1"/>
+    <w:lsdException w:name="HTML Definition" w:semiHidden="1" w:unhideWhenUsed="1"/>
+    <w:lsdException w:name="HTML Keyboard" w:semiHidden="1" w:unhideWhenUsed="1"/>
+    <w:lsdException w:name="HTML Preformatted" w:semiHidden="1" w:unhideWhenUsed="1"/>
+    <w:lsdException w:name="HTML Sample" w:semiHidden="1" w:unhideWhenUsed="1"/>
+    <w:lsdException w:name="HTML Typewriter" w:semiHidden="1" w:unhideWhenUsed="1"/>
+    <w:lsdException w:name="HTML Variable" w:semiHidden="1" w:unhideWhenUsed="1"/>
+    <w:lsdException w:name="Normal Table" w:semiHidden="1" w:unhideWhenUsed="1"/>
+    <w:lsdException w:name="annotation subject" w:semiHidden="1" w:unhideWhenUsed="1"/>
+    <w:lsdException w:name="No List" w:semiHidden="1" w:unhideWhenUsed="1"/>
+    <w:lsdException w:name="Outline List 1" w:semiHidden="1" w:unhideWhenUsed="1"/>
+    <w:lsdException w:name="Outline List 2" w:semiHidden="1" w:unhideWhenUsed="1"/>
+    <w:lsdException w:name="Outline List 3" w:semiHidden="1" w:unhideWhenUsed="1"/>
+    <w:lsdException w:name="Table Simple 1" w:semiHidden="1" w:unhideWhenUsed="1"/>
+    <w:lsdException w:name="Table Simple 2" w:semiHidden="1" w:unhideWhenUsed="1"/>
+    <w:lsdException w:name="Table Simple 3" w:semiHidden="1" w:unhideWhenUsed="1"/>
+    <w:lsdException w:name="Table Classic 1" w:semiHidden="1" w:unhideWhenUsed="1"/>
+    <w:lsdException w:name="Table Classic 2" w:semiHidden="1" w:unhideWhenUsed="1"/>
+    <w:lsdException w:name="Table Classic 3" w:semiHidden="1" w:unhideWhenUsed="1"/>
+    <w:lsdException w:name="Table Classic 4" w:semiHidden="1" w:unhideWhenUsed="1"/>
+    <w:lsdException w:name="Table Colorful 1" w:semiHidden="1" w:unhideWhenUsed="1"/>
+    <w:lsdException w:name="Table Colorful 2" w:semiHidden="1" w:unhideWhenUsed="1"/>
+    <w:lsdException w:name="Table Colorful 3" w:semiHidden="1" w:unhideWhenUsed="1"/>
+    <w:lsdException w:name="Table Columns 1" w:semiHidden="1" w:unhideWhenUsed="1"/>
+    <w:lsdException w:name="Table Columns 2" w:semiHidden="1" w:unhideWhenUsed="1"/>
+    <w:lsdException w:name="Table Columns 3" w:semiHidden="1" w:unhideWhenUsed="1"/>
+    <w:lsdException w:name="Table Columns 4" w:semiHidden="1" w:unhideWhenUsed="1"/>
+    <w:lsdException w:name="Table Columns 5" w:semiHidden="1" w:unhideWhenUsed="1"/>
+    <w:lsdException w:name="Table Grid 1" w:semiHidden="1" w:unhideWhenUsed="1"/>
+    <w:lsdException w:name="Table Grid 2" w:semiHidden="1" w:unhideWhenUsed="1"/>
+    <w:lsdException w:name="Table Grid 3" w:semiHidden="1" w:unhideWhenUsed="1"/>
+    <w:lsdException w:name="Table Grid 4" w:semiHidden="1" w:unhideWhenUsed="1"/>
+    <w:lsdException w:name="Table Grid 5" w:semiHidden="1" w:unhideWhenUsed="1"/>
+    <w:lsdException w:name="Table Grid 6" w:semiHidden="1" w:unhideWhenUsed="1"/>
+    <w:lsdException w:name="Table Grid 7" w:semiHidden="1" w:unhideWhenUsed="1"/>
+    <w:lsdException w:name="Table Grid 8" w:semiHidden="1" w:unhideWhenUsed="1"/>
+    <w:lsdException w:name="Table List 1" w:semiHidden="1" w:unhideWhenUsed="1"/>
+    <w:lsdException w:name="Table List 2" w:semiHidden="1" w:unhideWhenUsed="1"/>
+    <w:lsdException w:name="Table List 3" w:semiHidden="1" w:unhideWhenUsed="1"/>
+    <w:lsdException w:name="Table List 4" w:semiHidden="1" w:unhideWhenUsed="1"/>
+    <w:lsdException w:name="Table List 5" w:semiHidden="1" w:unhideWhenUsed="1"/>
+    <w:lsdException w:name="Table List 6" w:semiHidden="1" w:unhideWhenUsed="1"/>
+    <w:lsdException w:name="Table List 7" w:semiHidden="1" w:unhideWhenUsed="1"/>
+    <w:lsdException w:name="Table List 8" w:semiHidden="1" w:unhideWhenUsed="1"/>
+    <w:lsdException w:name="Table 3D effects 1" w:semiHidden="1" w:unhideWhenUsed="1"/>
+    <w:lsdException w:name="Table 3D effects 2" w:semiHidden="1" w:unhideWhenUsed="1"/>
+    <w:lsdException w:name="Table 3D effects 3" w:semiHidden="1" w:unhideWhenUsed="1"/>
+    <w:lsdException w:name="Table Contemporary" w:semiHidden="1" w:unhideWhenUsed="1"/>
+    <w:lsdException w:name="Table Elegant" w:semiHidden="1" w:unhideWhenUsed="1"/>
+    <w:lsdException w:name="Table Professional" w:semiHidden="1" w:unhideWhenUsed="1"/>
+    <w:lsdException w:name="Table Subtle 1" w:semiHidden="1" w:unhideWhenUsed="1"/>
+    <w:lsdException w:name="Table Subtle 2" w:semiHidden="1" w:unhideWhenUsed="1"/>
+    <w:lsdException w:name="Table Web 1" w:semiHidden="1" w:unhideWhenUsed="1"/>
+    <w:lsdException w:name="Table Web 2" w:semiHidden="1" w:unhideWhenUsed="1"/>
+    <w:lsdException w:name="Table Web 3" w:semiHidden="1" w:unhideWhenUsed="1"/>
+    <w:lsdException w:name="Balloon Text" w:semiHidden="1" w:unhideWhenUsed="1"/>
+    <w:lsdException w:name="Table Grid" w:uiPriority="39"/>
+    <w:lsdException w:name="Table Theme" w:semiHidden="1" w:unhideWhenUsed="1"/>
+    <w:lsdException w:name="Placeholder Text" w:semiHidden="1"/>
+    <w:lsdException w:name="No Spacing" w:uiPriority="1" w:qFormat="1"/>
+    <w:lsdException w:name="Light Shading" w:uiPriority="60"/>
+    <w:lsdException w:name="Light List" w:uiPriority="61"/>
+    <w:lsdException w:name="Light Grid" w:uiPriority="62"/>
+    <w:lsdException w:name="Medium Shading 1" w:uiPriority="63"/>
+    <w:lsdException w:name="Medium Shading 2" w:uiPriority="64"/>
+    <w:lsdException w:name="Medium List 1" w:uiPriority="65"/>
+    <w:lsdException w:name="Medium List 2" w:uiPriority="66"/>
+    <w:lsdException w:name="Medium Grid 1" w:uiPriority="67"/>
+    <w:lsdException w:name="Medium Grid 2" w:uiPriority="68"/>
+    <w:lsdException w:name="Medium Grid 3" w:uiPriority="69"/>
+    <w:lsdException w:name="Dark List" w:uiPriority="70"/>
+    <w:lsdException w:name="Colorful Shading" w:uiPriority="71"/>
+    <w:lsdException w:name="Colorful List" w:uiPriority="72"/>
+    <w:lsdException w:name="Colorful Grid" w:uiPriority="73"/>
+    <w:lsdException w:name="Light Shading Accent 1" w:uiPriority="60"/>
+    <w:lsdException w:name="Light List Accent 1" w:uiPriority="61"/>
+    <w:lsdException w:name="Light Grid Accent 1" w:uiPriority="62"/>
+    <w:lsdException w:name="Medium Shading 1 Accent 1" w:uiPriority="63"/>
+    <w:lsdException w:name="Medium Shading 2 Accent 1" w:uiPriority="64"/>
+    <w:lsdException w:name="Medium List 1 Accent 1" w:uiPriority="65"/>
+    <w:lsdException w:name="Revision" w:semiHidden="1"/>
+    <w:lsdException w:name="List Paragraph" w:uiPriority="34" w:qFormat="1"/>
+    <w:lsdException w:name="Quote" w:uiPriority="29" w:qFormat="1"/>
+    <w:lsdException w:name="Intense Quote" w:uiPriority="30" w:qFormat="1"/>
+    <w:lsdException w:name="Medium List 2 Accent 1" w:uiPriority="66"/>
+    <w:lsdException w:name="Medium Grid 1 Accent 1" w:uiPriority="67"/>
+    <w:lsdException w:name="Medium Grid 2 Accent 1" w:uiPriority="68"/>
+    <w:lsdException w:name="Medium Grid 3 Accent 1" w:uiPriority="69"/>
+    <w:lsdException w:name="Dark List Accent 1" w:uiPriority="70"/>
+    <w:lsdException w:name="Colorful Shading Accent 1" w:uiPriority="71"/>
+    <w:lsdException w:name="Colorful List Accent 1" w:uiPriority="72"/>
+    <w:lsdException w:name="Colorful Grid Accent 1" w:uiPriority="73"/>
+    <w:lsdException w:name="Light Shading Accent 2" w:uiPriority="60"/>
+    <w:lsdException w:name="Light List Accent 2" w:uiPriority="61"/>
+    <w:lsdException w:name="Light Grid Accent 2" w:uiPriority="62"/>
+    <w:lsdException w:name="Medium Shading 1 Accent 2" w:uiPriority="63"/>
+    <w:lsdException w:name="Medium Shading 2 Accent 2" w:uiPriority="64"/>
+    <w:lsdException w:name="Medium List 1 Accent 2" w:uiPriority="65"/>
+    <w:lsdException w:name="Medium List 2 Accent 2" w:uiPriority="66"/>
+    <w:lsdException w:name="Medium Grid 1 Accent 2" w:uiPriority="67"/>
+    <w:lsdException w:name="Medium Grid 2 Accent 2" w:uiPriority="68"/>
+    <w:lsdException w:name="Medium Grid 3 Accent 2" w:uiPriority="69"/>
+    <w:lsdException w:name="Dark List Accent 2" w:uiPriority="70"/>
+    <w:lsdException w:name="Colorful Shading Accent 2" w:uiPriority="71"/>
+    <w:lsdException w:name="Colorful List Accent 2" w:uiPriority="72"/>
+    <w:lsdException w:name="Colorful Grid Accent 2" w:uiPriority="73"/>
+    <w:lsdException w:name="Light Shading Accent 3" w:uiPriority="60"/>
+    <w:lsdException w:name="Light List Accent 3" w:uiPriority="61"/>
+    <w:lsdException w:name="Light Grid Accent 3" w:uiPriority="62"/>
+    <w:lsdException w:name="Medium Shading 1 Accent 3" w:uiPriority="63"/>
+    <w:lsdException w:name="Medium Shading 2 Accent 3" w:uiPriority="64"/>
+    <w:lsdException w:name="Medium List 1 Accent 3" w:uiPriority="65"/>
+    <w:lsdException w:name="Medium List 2 Accent 3" w:uiPriority="66"/>
+    <w:lsdException w:name="Medium Grid 1 Accent 3" w:uiPriority="67"/>
+    <w:lsdException w:name="Medium Grid 2 Accent 3" w:uiPriority="68"/>
+    <w:lsdException w:name="Medium Grid 3 Accent 3" w:uiPriority="69"/>
+    <w:lsdException w:name="Dark List Accent 3" w:uiPriority="70"/>
+    <w:lsdException w:name="Colorful Shading Accent 3" w:uiPriority="71"/>
+    <w:lsdException w:name="Colorful List Accent 3" w:uiPriority="72"/>
+    <w:lsdException w:name="Colorful Grid Accent 3" w:uiPriority="73"/>
+    <w:lsdException w:name="Light Shading Accent 4" w:uiPriority="60"/>
+    <w:lsdException w:name="Light List Accent 4" w:uiPriority="61"/>
+    <w:lsdException w:name="Light Grid Accent 4" w:uiPriority="62"/>
+    <w:lsdException w:name="Medium Shading 1 Accent 4" w:uiPriority="63"/>
+    <w:lsdException w:name="Medium Shading 2 Accent 4" w:uiPriority="64"/>
+    <w:lsdException w:name="Medium List 1 Accent 4" w:uiPriority="65"/>
+    <w:lsdException w:name="Medium List 2 Accent 4" w:uiPriority="66"/>
+    <w:lsdException w:name="Medium Grid 1 Accent 4" w:uiPriority="67"/>
+    <w:lsdException w:name="Medium Grid 2 Accent 4" w:uiPriority="68"/>
+    <w:lsdException w:name="Medium Grid 3 Accent 4" w:uiPriority="69"/>
+    <w:lsdException w:name="Dark List Accent 4" w:uiPriority="70"/>
+    <w:lsdException w:name="Colorful Shading Accent 4" w:uiPriority="71"/>
+    <w:lsdException w:name="Colorful List Accent 4" w:uiPriority="72"/>
+    <w:lsdException w:name="Colorful Grid Accent 4" w:uiPriority="73"/>
+    <w:lsdException w:name="Light Shading Accent 5" w:uiPriority="60"/>
+    <w:lsdException w:name="Light List Accent 5" w:uiPriority="61"/>
+    <w:lsdException w:name="Light Grid Accent 5" w:uiPriority="62"/>
+    <w:lsdException w:name="Medium Shading 1 Accent 5" w:uiPriority="63"/>
+    <w:lsdException w:name="Medium Shading 2 Accent 5" w:uiPriority="64"/>
+    <w:lsdException w:name="Medium List 1 Accent 5" w:uiPriority="65"/>
+    <w:lsdException w:name="Medium List 2 Accent 5" w:uiPriority="66"/>
+    <w:lsdException w:name="Medium Grid 1 Accent 5" w:uiPriority="67"/>
+    <w:lsdException w:name="Medium Grid 2 Accent 5" w:uiPriority="68"/>
+    <w:lsdException w:name="Medium Grid 3 Accent 5" w:uiPriority="69"/>
+    <w:lsdException w:name="Dark List Accent 5" w:uiPriority="70"/>
+    <w:lsdException w:name="Colorful Shading Accent 5" w:uiPriority="71"/>
+    <w:lsdException w:name="Colorful List Accent 5" w:uiPriority="72"/>
+    <w:lsdException w:name="Colorful Grid Accent 5" w:uiPriority="73"/>
+    <w:lsdException w:name="Light Shading Accent 6" w:uiPriority="60"/>
+    <w:lsdException w:name="Light List Accent 6" w:uiPriority="61"/>
+    <w:lsdException w:name="Light Grid Accent 6" w:uiPriority="62"/>
+    <w:lsdException w:name="Medium Shading 1 Accent 6" w:uiPriority="63"/>
+    <w:lsdException w:name="Medium Shading 2 Accent 6" w:uiPriority="64"/>
+    <w:lsdException w:name="Medium List 1 Accent 6" w:uiPriority="65"/>
+    <w:lsdException w:name="Medium List 2 Accent 6" w:uiPriority="66"/>
+    <w:lsdException w:name="Medium Grid 1 Accent 6" w:uiPriority="67"/>
+    <w:lsdException w:name="Medium Grid 2 Accent 6" w:uiPriority="68"/>
+    <w:lsdException w:name="Medium Grid 3 Accent 6" w:uiPriority="69"/>
+    <w:lsdException w:name="Dark List Accent 6" w:uiPriority="70"/>
+    <w:lsdException w:name="Colorful Shading Accent 6" w:uiPriority="71"/>
+    <w:lsdException w:name="Colorful List Accent 6" w:uiPriority="72"/>
+    <w:lsdException w:name="Colorful Grid Accent 6" w:uiPriority="73"/>
+    <w:lsdException w:name="Subtle Emphasis" w:uiPriority="19" w:qFormat="1"/>
+    <w:lsdException w:name="Intense Emphasis" w:uiPriority="21" w:qFormat="1"/>
+    <w:lsdException w:name="Subtle Reference" w:uiPriority="31" w:qFormat="1"/>
+    <w:lsdException w:name="Intense Reference" w:uiPriority="32" w:qFormat="1"/>
+    <w:lsdException w:name="Book Title" w:uiPriority="33" w:qFormat="1"/>
+    <w:lsdException w:name="Bibliography" w:semiHidden="1" w:uiPriority="37" w:unhideWhenUsed="1"/>
+    <w:lsdException w:name="TOC Heading" w:semiHidden="1" w:uiPriority="39" w:unhideWhenUsed="1" w:qFormat="1"/>
+    <w:lsdException w:name="Plain Table 1" w:uiPriority="41"/>
+    <w:lsdException w:name="Plain Table 2" w:uiPriority="42"/>
+    <w:lsdException w:name="Plain Table 3" w:uiPriority="43"/>
+    <w:lsdException w:name="Plain Table 4" w:uiPriority="44"/>
+    <w:lsdException w:name="Plain Table 5" w:uiPriority="45"/>
+    <w:lsdException w:name="Grid Table Light" w:uiPriority="40"/>
+    <w:lsdException w:name="Grid Table 1 Light" w:uiPriority="46"/>
+    <w:lsdException w:name="Grid Table 2" w:uiPriority="47"/>
+    <w:lsdException w:name="Grid Table 3" w:uiPriority="48"/>
+    <w:lsdException w:name="Grid Table 4" w:uiPriority="49"/>
+    <w:lsdException w:name="Grid Table 5 Dark" w:uiPriority="50"/>
+    <w:lsdException w:name="Grid Table 6 Colorful" w:uiPriority="51"/>
+    <w:lsdException w:name="Grid Table 7 Colorful" w:uiPriority="52"/>
+    <w:lsdException w:name="Grid Table 1 Light Accent 1" w:uiPriority="46"/>
+    <w:lsdException w:name="Grid Table 2 Accent 1" w:uiPriority="47"/>
+    <w:lsdException w:name="Grid Table 3 Accent 1" w:uiPriority="48"/>
+    <w:lsdException w:name="Grid Table 4 Accent 1" w:uiPriority="49"/>
+    <w:lsdException w:name="Grid Table 5 Dark Accent 1" w:uiPriority="50"/>
+    <w:lsdException w:name="Grid Table 6 Colorful Accent 1" w:uiPriority="51"/>
+    <w:lsdException w:name="Grid Table 7 Colorful Accent 1" w:uiPriority="52"/>
+    <w:lsdException w:name="Grid Table 1 Light Accent 2" w:uiPriority="46"/>
+    <w:lsdException w:name="Grid Table 2 Accent 2" w:uiPriority="47"/>
+    <w:lsdException w:name="Grid Table 3 Accent 2" w:uiPriority="48"/>
+    <w:lsdException w:name="Grid Table 4 Accent 2" w:uiPriority="49"/>
+    <w:lsdException w:name="Grid Table 5 Dark Accent 2" w:uiPriority="50"/>
+    <w:lsdException w:name="Grid Table 6 Colorful Accent 2" w:uiPriority="51"/>
+    <w:lsdException w:name="Grid Table 7 Colorful Accent 2" w:uiPriority="52"/>
+    <w:lsdException w:name="Grid Table 1 Light Accent 3" w:uiPriority="46"/>
+    <w:lsdException w:name="Grid Table 2 Accent 3" w:uiPriority="47"/>
+    <w:lsdException w:name="Grid Table 3 Accent 3" w:uiPriority="48"/>
+    <w:lsdException w:name="Grid Table 4 Accent 3" w:uiPriority="49"/>
+    <w:lsdException w:name="Grid Table 5 Dark Accent 3" w:uiPriority="50"/>
+    <w:lsdException w:name="Grid Table 6 Colorful Accent 3" w:uiPriority="51"/>
+    <w:lsdException w:name="Grid Table 7 Colorful Accent 3" w:uiPriority="52"/>
+    <w:lsdException w:name="Grid Table 1 Light Accent 4" w:uiPriority="46"/>
+    <w:lsdException w:name="Grid Table 2 Accent 4" w:uiPriority="47"/>
+    <w:lsdException w:name="Grid Table 3 Accent 4" w:uiPriority="48"/>
+    <w:lsdException w:name="Grid Table 4 Accent 4" w:uiPriority="49"/>
+    <w:lsdException w:name="Grid Table 5 Dark Accent 4" w:uiPriority="50"/>
+    <w:lsdException w:name="Grid Table 6 Colorful Accent 4" w:uiPriority="51"/>
+    <w:lsdException w:name="Grid Table 7 Colorful Accent 4" w:uiPriority="52"/>
+    <w:lsdException w:name="Grid Table 1 Light Accent 5" w:uiPriority="46"/>
+    <w:lsdException w:name="Grid Table 2 Accent 5" w:uiPriority="47"/>
+    <w:lsdException w:name="Grid Table 3 Accent 5" w:uiPriority="48"/>
+    <w:lsdException w:name="Grid Table 4 Accent 5" w:uiPriority="49"/>
+    <w:lsdException w:name="Grid Table 5 Dark Accent 5" w:uiPriority="50"/>
+    <w:lsdException w:name="Grid Table 6 Colorful Accent 5" w:uiPriority="51"/>
+    <w:lsdException w:name="Grid Table 7 Colorful Accent 5" w:uiPriority="52"/>
+    <w:lsdException w:name="Grid Table 1 Light Accent 6" w:uiPriority="46"/>
+    <w:lsdException w:name="Grid Table 2 Accent 6" w:uiPriority="47"/>
+    <w:lsdException w:name="Grid Table 3 Accent 6" w:uiPriority="48"/>
+    <w:lsdException w:name="Grid Table 4 Accent 6" w:uiPriority="49"/>
+    <w:lsdException w:name="Grid Table 5 Dark Accent 6" w:uiPriority="50"/>
+    <w:lsdException w:name="Grid Table 6 Colorful Accent 6" w:uiPriority="51"/>
+    <w:lsdException w:name="Grid Table 7 Colorful Accent 6" w:uiPriority="52"/>
+    <w:lsdException w:name="List Table 1 Light" w:uiPriority="46"/>
+    <w:lsdException w:name="List Table 2" w:uiPriority="47"/>
+    <w:lsdException w:name="List Table 3" w:uiPriority="48"/>
+    <w:lsdException w:name="List Table 4" w:uiPriority="49"/>
+    <w:lsdException w:name="List Table 5 Dark" w:uiPriority="50"/>
+    <w:lsdException w:name="List Table 6 Colorful" w:uiPriority="51"/>
+    <w:lsdException w:name="List Table 7 Colorful" w:uiPriority="52"/>
+    <w:lsdException w:name="List Table 1 Light Accent 1" w:uiPriority="46"/>
+    <w:lsdException w:name="List Table 2 Accent 1" w:uiPriority="47"/>
+    <w:lsdException w:name="List Table 3 Accent 1" w:uiPriority="48"/>
+    <w:lsdException w:name="List Table 4 Accent 1" w:uiPriority="49"/>
+    <w:lsdException w:name="List Table 5 Dark Accent 1" w:uiPriority="50"/>
+    <w:lsdException w:name="List Table 6 Colorful Accent 1" w:uiPriority="51"/>
+    <w:lsdException w:name="List Table 7 Colorful Accent 1" w:uiPriority="52"/>
+    <w:lsdException w:name="List Table 1 Light Accent 2" w:uiPriority="46"/>
+    <w:lsdException w:name="List Table 2 Accent 2" w:uiPriority="47"/>
+    <w:lsdException w:name="List Table 3 Accent 2" w:uiPriority="48"/>
+    <w:lsdException w:name="List Table 4 Accent 2" w:uiPriority="49"/>
+    <w:lsdException w:name="List Table 5 Dark Accent 2" w:uiPriority="50"/>
+    <w:lsdException w:name="List Table 6 Colorful Accent 2" w:uiPriority="51"/>
+    <w:lsdException w:name="List Table 7 Colorful Accent 2" w:uiPriority="52"/>
+    <w:lsdException w:name="List Table 1 Light Accent 3" w:uiPriority="46"/>
+    <w:lsdException w:name="List Table 2 Accent 3" w:uiPriority="47"/>
+    <w:lsdException w:name="List Table 3 Accent 3" w:uiPriority="48"/>
+    <w:lsdException w:name="List Table 4 Accent 3" w:uiPriority="49"/>
+    <w:lsdException w:name="List Table 5 Dark Accent 3" w:uiPriority="50"/>
+    <w:lsdException w:name="List Table 6 Colorful Accent 3" w:uiPriority="51"/>
+    <w:lsdException w:name="List Table 7 Colorful Accent 3" w:uiPriority="52"/>
+    <w:lsdException w:name="List Table 1 Light Accent 4" w:uiPriority="46"/>
+    <w:lsdException w:name="List Table 2 Accent 4" w:uiPriority="47"/>
+    <w:lsdException w:name="List Table 3 Accent 4" w:uiPriority="48"/>
+    <w:lsdException w:name="List Table 4 Accent 4" w:uiPriority="49"/>
+    <w:lsdException w:name="List Table 5 Dark Accent 4" w:uiPriority="50"/>
+    <w:lsdException w:name="List Table 6 Colorful Accent 4" w:uiPriority="51"/>
+    <w:lsdException w:name="List Table 7 Colorful Accent 4" w:uiPriority="52"/>
+    <w:lsdException w:name="List Table 1 Light Accent 5" w:uiPriority="46"/>
+    <w:lsdException w:name="List Table 2 Accent 5" w:uiPriority="47"/>
+    <w:lsdException w:name="List Table 3 Accent 5" w:uiPriority="48"/>
+    <w:lsdException w:name="List Table 4 Accent 5" w:uiPriority="49"/>
+    <w:lsdException w:name="List Table 5 Dark Accent 5" w:uiPriority="50"/>
+    <w:lsdException w:name="List Table 6 Colorful Accent 5" w:uiPriority="51"/>
+    <w:lsdException w:name="List Table 7 Colorful Accent 5" w:uiPriority="52"/>
+    <w:lsdException w:name="List Table 1 Light Accent 6" w:uiPriority="46"/>
+    <w:lsdException w:name="List Table 2 Accent 6" w:uiPriority="47"/>
+    <w:lsdException w:name="List Table 3 Accent 6" w:uiPriority="48"/>
+    <w:lsdException w:name="List Table 4 Accent 6" w:uiPriority="49"/>
+    <w:lsdException w:name="List Table 5 Dark Accent 6" w:uiPriority="50"/>
+    <w:lsdException w:name="List Table 6 Colorful Accent 6" w:uiPriority="51"/>
+    <w:lsdException w:name="List Table 7 Colorful Accent 6" w:uiPriority="52"/>
+    <w:lsdException w:name="Mention" w:semiHidden="1" w:unhideWhenUsed="1"/>
+    <w:lsdException w:name="Smart Hyperlink" w:semiHidden="1" w:unhideWhenUsed="1"/>
+    <w:lsdException w:name="Hashtag" w:semiHidden="1" w:unhideWhenUsed="1"/>
+    <w:lsdException w:name="Unresolved Mention" w:semiHidden="1" w:unhideWhenUsed="1"/>
+    <w:lsdException w:name="Smart Link" w:semiHidden="1" w:unhideWhenUsed="1"/>
+  </w:latentStyles>
+  <w:style w:type="paragraph" w:default="1" w:styleId="Normal">
+    <w:name w:val="Normal"/>
+    <w:qFormat/>
   </w:style>
   <w:style w:type="paragraph" w:styleId="Heading1">
     <w:name w:val="heading 1"/>
     <w:basedOn w:val="Normal"/>
     <w:next w:val="Normal"/>
+    <w:uiPriority w:val="9"/>
+    <w:qFormat/>
     <w:pPr>
-      <w:keepNext w:val="1"/>
-      <w:keepLines w:val="1"/>
-      <w:pageBreakBefore w:val="0"/>
-      <w:spacing w:after="120" w:before="480" w:lineRule="auto"/>
+      <w:keepNext/>
+      <w:keepLines/>
+      <w:spacing w:before="480" w:after="120"/>
+      <w:outlineLvl w:val="0"/>
     </w:pPr>
     <w:rPr>
-      <w:b w:val="1"/>
-      <w:bCs w:val="1"/>
+      <w:b/>
+      <w:bCs/>
       <w:sz w:val="48"/>
       <w:szCs w:val="48"/>
     </w:rPr>
@@ -670,15 +1218,19 @@
     <w:name w:val="heading 2"/>
     <w:basedOn w:val="Normal"/>
     <w:next w:val="Normal"/>
+    <w:uiPriority w:val="9"/>
+    <w:semiHidden/>
+    <w:unhideWhenUsed/>
+    <w:qFormat/>
     <w:pPr>
-      <w:keepNext w:val="1"/>
-      <w:keepLines w:val="1"/>
-      <w:pageBreakBefore w:val="0"/>
-      <w:spacing w:after="80" w:before="360" w:lineRule="auto"/>
+      <w:keepNext/>
+      <w:keepLines/>
+      <w:spacing w:before="360" w:after="80"/>
+      <w:outlineLvl w:val="1"/>
     </w:pPr>
     <w:rPr>
-      <w:b w:val="1"/>
-      <w:bCs w:val="1"/>
+      <w:b/>
+      <w:bCs/>
       <w:sz w:val="36"/>
       <w:szCs w:val="36"/>
     </w:rPr>
@@ -687,15 +1239,19 @@
     <w:name w:val="heading 3"/>
     <w:basedOn w:val="Normal"/>
     <w:next w:val="Normal"/>
+    <w:uiPriority w:val="9"/>
+    <w:semiHidden/>
+    <w:unhideWhenUsed/>
+    <w:qFormat/>
     <w:pPr>
-      <w:keepNext w:val="1"/>
-      <w:keepLines w:val="1"/>
-      <w:pageBreakBefore w:val="0"/>
-      <w:spacing w:after="80" w:before="280" w:lineRule="auto"/>
+      <w:keepNext/>
+      <w:keepLines/>
+      <w:spacing w:before="280" w:after="80"/>
+      <w:outlineLvl w:val="2"/>
     </w:pPr>
     <w:rPr>
-      <w:b w:val="1"/>
-      <w:bCs w:val="1"/>
+      <w:b/>
+      <w:bCs/>
       <w:sz w:val="28"/>
       <w:szCs w:val="28"/>
     </w:rPr>
@@ -704,15 +1260,19 @@
     <w:name w:val="heading 4"/>
     <w:basedOn w:val="Normal"/>
     <w:next w:val="Normal"/>
+    <w:uiPriority w:val="9"/>
+    <w:semiHidden/>
+    <w:unhideWhenUsed/>
+    <w:qFormat/>
     <w:pPr>
-      <w:keepNext w:val="1"/>
-      <w:keepLines w:val="1"/>
-      <w:pageBreakBefore w:val="0"/>
-      <w:spacing w:after="40" w:before="240" w:lineRule="auto"/>
+      <w:keepNext/>
+      <w:keepLines/>
+      <w:spacing w:before="240" w:after="40"/>
+      <w:outlineLvl w:val="3"/>
     </w:pPr>
     <w:rPr>
-      <w:b w:val="1"/>
-      <w:bCs w:val="1"/>
+      <w:b/>
+      <w:bCs/>
       <w:sz w:val="24"/>
       <w:szCs w:val="24"/>
     </w:rPr>
@@ -721,49 +1281,94 @@
     <w:name w:val="heading 5"/>
     <w:basedOn w:val="Normal"/>
     <w:next w:val="Normal"/>
+    <w:uiPriority w:val="9"/>
+    <w:semiHidden/>
+    <w:unhideWhenUsed/>
+    <w:qFormat/>
     <w:pPr>
-      <w:keepNext w:val="1"/>
-      <w:keepLines w:val="1"/>
-      <w:pageBreakBefore w:val="0"/>
-      <w:spacing w:after="40" w:before="220" w:lineRule="auto"/>
+      <w:keepNext/>
+      <w:keepLines/>
+      <w:spacing w:before="220" w:after="40"/>
+      <w:outlineLvl w:val="4"/>
     </w:pPr>
     <w:rPr>
-      <w:b w:val="1"/>
-      <w:bCs w:val="1"/>
-      <w:sz w:val="22"/>
-      <w:szCs w:val="22"/>
+      <w:b/>
+      <w:bCs/>
     </w:rPr>
   </w:style>
   <w:style w:type="paragraph" w:styleId="Heading6">
     <w:name w:val="heading 6"/>
     <w:basedOn w:val="Normal"/>
     <w:next w:val="Normal"/>
+    <w:uiPriority w:val="9"/>
+    <w:semiHidden/>
+    <w:unhideWhenUsed/>
+    <w:qFormat/>
     <w:pPr>
-      <w:keepNext w:val="1"/>
-      <w:keepLines w:val="1"/>
-      <w:pageBreakBefore w:val="0"/>
-      <w:spacing w:after="40" w:before="200" w:lineRule="auto"/>
+      <w:keepNext/>
+      <w:keepLines/>
+      <w:spacing w:before="200" w:after="40"/>
+      <w:outlineLvl w:val="5"/>
     </w:pPr>
     <w:rPr>
-      <w:b w:val="1"/>
-      <w:bCs w:val="1"/>
+      <w:b/>
+      <w:bCs/>
       <w:sz w:val="20"/>
       <w:szCs w:val="20"/>
     </w:rPr>
+  </w:style>
+  <w:style w:type="character" w:default="1" w:styleId="DefaultParagraphFont">
+    <w:name w:val="Default Paragraph Font"/>
+    <w:uiPriority w:val="1"/>
+    <w:semiHidden/>
+    <w:unhideWhenUsed/>
+  </w:style>
+  <w:style w:type="table" w:default="1" w:styleId="TableNormal">
+    <w:name w:val="Normal Table"/>
+    <w:uiPriority w:val="99"/>
+    <w:semiHidden/>
+    <w:unhideWhenUsed/>
+    <w:tblPr>
+      <w:tblInd w:w="0" w:type="dxa"/>
+      <w:tblCellMar>
+        <w:top w:w="0" w:type="dxa"/>
+        <w:left w:w="108" w:type="dxa"/>
+        <w:bottom w:w="0" w:type="dxa"/>
+        <w:right w:w="108" w:type="dxa"/>
+      </w:tblCellMar>
+    </w:tblPr>
+  </w:style>
+  <w:style w:type="numbering" w:default="1" w:styleId="NoList">
+    <w:name w:val="No List"/>
+    <w:uiPriority w:val="99"/>
+    <w:semiHidden/>
+    <w:unhideWhenUsed/>
+  </w:style>
+  <w:style w:type="table" w:customStyle="1" w:styleId="TableNormal0">
+    <w:name w:val="TableNormal"/>
+    <w:tblPr>
+      <w:tblCellMar>
+        <w:top w:w="100" w:type="dxa"/>
+        <w:left w:w="100" w:type="dxa"/>
+        <w:bottom w:w="100" w:type="dxa"/>
+        <w:right w:w="100" w:type="dxa"/>
+      </w:tblCellMar>
+    </w:tblPr>
   </w:style>
   <w:style w:type="paragraph" w:styleId="Title">
     <w:name w:val="Title"/>
     <w:basedOn w:val="Normal"/>
     <w:next w:val="Normal"/>
+    <w:uiPriority w:val="10"/>
+    <w:qFormat/>
     <w:pPr>
-      <w:keepNext w:val="1"/>
-      <w:keepLines w:val="1"/>
-      <w:pageBreakBefore w:val="0"/>
-      <w:spacing w:after="120" w:before="480" w:lineRule="auto"/>
+      <w:keepNext/>
+      <w:keepLines/>
+      <w:spacing w:before="480" w:after="120"/>
     </w:pPr>
     <w:rPr>
-      <w:b w:val="1"/>
-      <w:bCs w:val="1"/>
+      <w:b/>
+      <w:bCs/>
       <w:sz w:val="72"/>
       <w:szCs w:val="72"/>
     </w:rPr>
@@ -772,16 +1377,17 @@
     <w:name w:val="Subtitle"/>
     <w:basedOn w:val="Normal"/>
     <w:next w:val="Normal"/>
+    <w:uiPriority w:val="11"/>
+    <w:qFormat/>
     <w:pPr>
-      <w:keepNext w:val="1"/>
-      <w:keepLines w:val="1"/>
-      <w:pageBreakBefore w:val="0"/>
-      <w:spacing w:after="80" w:before="360" w:lineRule="auto"/>
+      <w:keepNext/>
+      <w:keepLines/>
+      <w:spacing w:before="360" w:after="80"/>
     </w:pPr>
     <w:rPr>
-      <w:rFonts w:ascii="Georgia" w:cs="Georgia" w:eastAsia="Georgia" w:hAnsi="Georgia"/>
-      <w:i w:val="1"/>
-      <w:iCs w:val="1"/>
+      <w:rFonts w:ascii="Georgia" w:eastAsia="Georgia" w:hAnsi="Georgia" w:cs="Georgia"/>
+      <w:i/>
+      <w:iCs/>
       <w:color w:val="666666"/>
       <w:sz w:val="48"/>
       <w:szCs w:val="48"/>
